--- a/outputs/Table_S4_DeLong.docx
+++ b/outputs/Table_S4_DeLong.docx
@@ -23,6 +23,12 @@
         <w:jc w:val="center"/>
         <w:tblLayout w:type="fixed"/>
         <w:tblLook w:firstColumn="1" w:firstRow="1" w:lastColumn="0" w:lastRow="0" w:noHBand="0" w:noVBand="1" w:val="04A0"/>
+        <w:tblCellMar>
+          <w:top w:w="60" w:type="dxa"/>
+          <w:bottom w:w="60" w:type="dxa"/>
+          <w:left w:w="100" w:type="dxa"/>
+          <w:right w:w="100" w:type="dxa"/>
+        </w:tblCellMar>
       </w:tblPr>
       <w:tblGrid>
         <w:gridCol w:w="1474"/>
@@ -38,12 +44,19 @@
         <w:tc>
           <w:tcPr>
             <w:tcW w:type="dxa" w:w="1474"/>
+            <w:tcBorders>
+              <w:top w:val="single" w:sz="18" w:color="000000" w:space="0"/>
+              <w:bottom w:val="single" w:sz="8" w:color="000000" w:space="0"/>
+              <w:left w:val="nil"/>
+              <w:right w:val="nil"/>
+              <w:insideH w:val="nil"/>
+              <w:insideV w:val="nil"/>
+            </w:tcBorders>
           </w:tcPr>
           <w:p>
             <w:pPr>
               <w:jc w:val="center"/>
             </w:pPr>
-            <w:r/>
             <w:r>
               <w:rPr>
                 <w:rFonts w:ascii="Times New Roman" w:hAnsi="Times New Roman" w:cs="Times New Roman" w:eastAsia="Times New Roman"/>
@@ -58,12 +71,19 @@
         <w:tc>
           <w:tcPr>
             <w:tcW w:type="dxa" w:w="1928"/>
+            <w:tcBorders>
+              <w:top w:val="single" w:sz="18" w:color="000000" w:space="0"/>
+              <w:bottom w:val="single" w:sz="8" w:color="000000" w:space="0"/>
+              <w:left w:val="nil"/>
+              <w:right w:val="nil"/>
+              <w:insideH w:val="nil"/>
+              <w:insideV w:val="nil"/>
+            </w:tcBorders>
           </w:tcPr>
           <w:p>
             <w:pPr>
               <w:jc w:val="center"/>
             </w:pPr>
-            <w:r/>
             <w:r>
               <w:rPr>
                 <w:rFonts w:ascii="Times New Roman" w:hAnsi="Times New Roman" w:cs="Times New Roman" w:eastAsia="Times New Roman"/>
@@ -78,12 +98,19 @@
         <w:tc>
           <w:tcPr>
             <w:tcW w:type="dxa" w:w="1928"/>
+            <w:tcBorders>
+              <w:top w:val="single" w:sz="18" w:color="000000" w:space="0"/>
+              <w:bottom w:val="single" w:sz="8" w:color="000000" w:space="0"/>
+              <w:left w:val="nil"/>
+              <w:right w:val="nil"/>
+              <w:insideH w:val="nil"/>
+              <w:insideV w:val="nil"/>
+            </w:tcBorders>
           </w:tcPr>
           <w:p>
             <w:pPr>
               <w:jc w:val="center"/>
             </w:pPr>
-            <w:r/>
             <w:r>
               <w:rPr>
                 <w:rFonts w:ascii="Times New Roman" w:hAnsi="Times New Roman" w:cs="Times New Roman" w:eastAsia="Times New Roman"/>
@@ -98,12 +125,19 @@
         <w:tc>
           <w:tcPr>
             <w:tcW w:type="dxa" w:w="1134"/>
+            <w:tcBorders>
+              <w:top w:val="single" w:sz="18" w:color="000000" w:space="0"/>
+              <w:bottom w:val="single" w:sz="8" w:color="000000" w:space="0"/>
+              <w:left w:val="nil"/>
+              <w:right w:val="nil"/>
+              <w:insideH w:val="nil"/>
+              <w:insideV w:val="nil"/>
+            </w:tcBorders>
           </w:tcPr>
           <w:p>
             <w:pPr>
               <w:jc w:val="center"/>
             </w:pPr>
-            <w:r/>
             <w:r>
               <w:rPr>
                 <w:rFonts w:ascii="Times New Roman" w:hAnsi="Times New Roman" w:cs="Times New Roman" w:eastAsia="Times New Roman"/>
@@ -118,12 +152,19 @@
         <w:tc>
           <w:tcPr>
             <w:tcW w:type="dxa" w:w="1134"/>
+            <w:tcBorders>
+              <w:top w:val="single" w:sz="18" w:color="000000" w:space="0"/>
+              <w:bottom w:val="single" w:sz="8" w:color="000000" w:space="0"/>
+              <w:left w:val="nil"/>
+              <w:right w:val="nil"/>
+              <w:insideH w:val="nil"/>
+              <w:insideV w:val="nil"/>
+            </w:tcBorders>
           </w:tcPr>
           <w:p>
             <w:pPr>
               <w:jc w:val="center"/>
             </w:pPr>
-            <w:r/>
             <w:r>
               <w:rPr>
                 <w:rFonts w:ascii="Times New Roman" w:hAnsi="Times New Roman" w:cs="Times New Roman" w:eastAsia="Times New Roman"/>
@@ -138,12 +179,19 @@
         <w:tc>
           <w:tcPr>
             <w:tcW w:type="dxa" w:w="1077"/>
+            <w:tcBorders>
+              <w:top w:val="single" w:sz="18" w:color="000000" w:space="0"/>
+              <w:bottom w:val="single" w:sz="8" w:color="000000" w:space="0"/>
+              <w:left w:val="nil"/>
+              <w:right w:val="nil"/>
+              <w:insideH w:val="nil"/>
+              <w:insideV w:val="nil"/>
+            </w:tcBorders>
           </w:tcPr>
           <w:p>
             <w:pPr>
               <w:jc w:val="center"/>
             </w:pPr>
-            <w:r/>
             <w:r>
               <w:rPr>
                 <w:rFonts w:ascii="Times New Roman" w:hAnsi="Times New Roman" w:cs="Times New Roman" w:eastAsia="Times New Roman"/>
@@ -158,12 +206,19 @@
         <w:tc>
           <w:tcPr>
             <w:tcW w:type="dxa" w:w="1077"/>
+            <w:tcBorders>
+              <w:top w:val="single" w:sz="18" w:color="000000" w:space="0"/>
+              <w:bottom w:val="single" w:sz="8" w:color="000000" w:space="0"/>
+              <w:left w:val="nil"/>
+              <w:right w:val="nil"/>
+              <w:insideH w:val="nil"/>
+              <w:insideV w:val="nil"/>
+            </w:tcBorders>
           </w:tcPr>
           <w:p>
             <w:pPr>
               <w:jc w:val="center"/>
             </w:pPr>
-            <w:r/>
             <w:r>
               <w:rPr>
                 <w:rFonts w:ascii="Times New Roman" w:hAnsi="Times New Roman" w:cs="Times New Roman" w:eastAsia="Times New Roman"/>
@@ -178,12 +233,19 @@
         <w:tc>
           <w:tcPr>
             <w:tcW w:type="dxa" w:w="1247"/>
+            <w:tcBorders>
+              <w:top w:val="single" w:sz="18" w:color="000000" w:space="0"/>
+              <w:bottom w:val="single" w:sz="8" w:color="000000" w:space="0"/>
+              <w:left w:val="nil"/>
+              <w:right w:val="nil"/>
+              <w:insideH w:val="nil"/>
+              <w:insideV w:val="nil"/>
+            </w:tcBorders>
           </w:tcPr>
           <w:p>
             <w:pPr>
               <w:jc w:val="center"/>
             </w:pPr>
-            <w:r/>
             <w:r>
               <w:rPr>
                 <w:rFonts w:ascii="Times New Roman" w:hAnsi="Times New Roman" w:cs="Times New Roman" w:eastAsia="Times New Roman"/>
@@ -200,12 +262,19 @@
         <w:tc>
           <w:tcPr>
             <w:tcW w:type="dxa" w:w="1474"/>
+            <w:tcBorders>
+              <w:top w:val="nil"/>
+              <w:bottom w:val="nil"/>
+              <w:left w:val="nil"/>
+              <w:right w:val="nil"/>
+              <w:insideH w:val="nil"/>
+              <w:insideV w:val="nil"/>
+            </w:tcBorders>
           </w:tcPr>
           <w:p>
             <w:pPr>
               <w:jc w:val="left"/>
             </w:pPr>
-            <w:r/>
             <w:r>
               <w:rPr>
                 <w:rFonts w:ascii="Times New Roman" w:hAnsi="Times New Roman" w:cs="Times New Roman" w:eastAsia="Times New Roman"/>
@@ -220,12 +289,19 @@
         <w:tc>
           <w:tcPr>
             <w:tcW w:type="dxa" w:w="1928"/>
+            <w:tcBorders>
+              <w:top w:val="nil"/>
+              <w:bottom w:val="nil"/>
+              <w:left w:val="nil"/>
+              <w:right w:val="nil"/>
+              <w:insideH w:val="nil"/>
+              <w:insideV w:val="nil"/>
+            </w:tcBorders>
           </w:tcPr>
           <w:p>
             <w:pPr>
               <w:jc w:val="left"/>
             </w:pPr>
-            <w:r/>
             <w:r>
               <w:rPr>
                 <w:rFonts w:ascii="Times New Roman" w:hAnsi="Times New Roman" w:cs="Times New Roman" w:eastAsia="Times New Roman"/>
@@ -240,12 +316,19 @@
         <w:tc>
           <w:tcPr>
             <w:tcW w:type="dxa" w:w="1928"/>
+            <w:tcBorders>
+              <w:top w:val="nil"/>
+              <w:bottom w:val="nil"/>
+              <w:left w:val="nil"/>
+              <w:right w:val="nil"/>
+              <w:insideH w:val="nil"/>
+              <w:insideV w:val="nil"/>
+            </w:tcBorders>
           </w:tcPr>
           <w:p>
             <w:pPr>
               <w:jc w:val="left"/>
             </w:pPr>
-            <w:r/>
             <w:r>
               <w:rPr>
                 <w:rFonts w:ascii="Times New Roman" w:hAnsi="Times New Roman" w:cs="Times New Roman" w:eastAsia="Times New Roman"/>
@@ -260,12 +343,19 @@
         <w:tc>
           <w:tcPr>
             <w:tcW w:type="dxa" w:w="1134"/>
+            <w:tcBorders>
+              <w:top w:val="nil"/>
+              <w:bottom w:val="nil"/>
+              <w:left w:val="nil"/>
+              <w:right w:val="nil"/>
+              <w:insideH w:val="nil"/>
+              <w:insideV w:val="nil"/>
+            </w:tcBorders>
           </w:tcPr>
           <w:p>
             <w:pPr>
               <w:jc w:val="center"/>
             </w:pPr>
-            <w:r/>
             <w:r>
               <w:rPr>
                 <w:rFonts w:ascii="Times New Roman" w:hAnsi="Times New Roman" w:cs="Times New Roman" w:eastAsia="Times New Roman"/>
@@ -280,12 +370,19 @@
         <w:tc>
           <w:tcPr>
             <w:tcW w:type="dxa" w:w="1134"/>
+            <w:tcBorders>
+              <w:top w:val="nil"/>
+              <w:bottom w:val="nil"/>
+              <w:left w:val="nil"/>
+              <w:right w:val="nil"/>
+              <w:insideH w:val="nil"/>
+              <w:insideV w:val="nil"/>
+            </w:tcBorders>
           </w:tcPr>
           <w:p>
             <w:pPr>
               <w:jc w:val="center"/>
             </w:pPr>
-            <w:r/>
             <w:r>
               <w:rPr>
                 <w:rFonts w:ascii="Times New Roman" w:hAnsi="Times New Roman" w:cs="Times New Roman" w:eastAsia="Times New Roman"/>
@@ -300,12 +397,19 @@
         <w:tc>
           <w:tcPr>
             <w:tcW w:type="dxa" w:w="1077"/>
+            <w:tcBorders>
+              <w:top w:val="nil"/>
+              <w:bottom w:val="nil"/>
+              <w:left w:val="nil"/>
+              <w:right w:val="nil"/>
+              <w:insideH w:val="nil"/>
+              <w:insideV w:val="nil"/>
+            </w:tcBorders>
           </w:tcPr>
           <w:p>
             <w:pPr>
               <w:jc w:val="center"/>
             </w:pPr>
-            <w:r/>
             <w:r>
               <w:rPr>
                 <w:rFonts w:ascii="Times New Roman" w:hAnsi="Times New Roman" w:cs="Times New Roman" w:eastAsia="Times New Roman"/>
@@ -320,12 +424,19 @@
         <w:tc>
           <w:tcPr>
             <w:tcW w:type="dxa" w:w="1077"/>
+            <w:tcBorders>
+              <w:top w:val="nil"/>
+              <w:bottom w:val="nil"/>
+              <w:left w:val="nil"/>
+              <w:right w:val="nil"/>
+              <w:insideH w:val="nil"/>
+              <w:insideV w:val="nil"/>
+            </w:tcBorders>
           </w:tcPr>
           <w:p>
             <w:pPr>
               <w:jc w:val="center"/>
             </w:pPr>
-            <w:r/>
             <w:r>
               <w:rPr>
                 <w:rFonts w:ascii="Times New Roman" w:hAnsi="Times New Roman" w:cs="Times New Roman" w:eastAsia="Times New Roman"/>
@@ -340,12 +451,19 @@
         <w:tc>
           <w:tcPr>
             <w:tcW w:type="dxa" w:w="1247"/>
+            <w:tcBorders>
+              <w:top w:val="nil"/>
+              <w:bottom w:val="nil"/>
+              <w:left w:val="nil"/>
+              <w:right w:val="nil"/>
+              <w:insideH w:val="nil"/>
+              <w:insideV w:val="nil"/>
+            </w:tcBorders>
           </w:tcPr>
           <w:p>
             <w:pPr>
               <w:jc w:val="center"/>
             </w:pPr>
-            <w:r/>
             <w:r>
               <w:rPr>
                 <w:rFonts w:ascii="Times New Roman" w:hAnsi="Times New Roman" w:cs="Times New Roman" w:eastAsia="Times New Roman"/>
@@ -362,12 +480,19 @@
         <w:tc>
           <w:tcPr>
             <w:tcW w:type="dxa" w:w="1474"/>
+            <w:tcBorders>
+              <w:top w:val="nil"/>
+              <w:bottom w:val="nil"/>
+              <w:left w:val="nil"/>
+              <w:right w:val="nil"/>
+              <w:insideH w:val="nil"/>
+              <w:insideV w:val="nil"/>
+            </w:tcBorders>
           </w:tcPr>
           <w:p>
             <w:pPr>
               <w:jc w:val="left"/>
             </w:pPr>
-            <w:r/>
             <w:r>
               <w:rPr>
                 <w:rFonts w:ascii="Times New Roman" w:hAnsi="Times New Roman" w:cs="Times New Roman" w:eastAsia="Times New Roman"/>
@@ -382,12 +507,19 @@
         <w:tc>
           <w:tcPr>
             <w:tcW w:type="dxa" w:w="1928"/>
+            <w:tcBorders>
+              <w:top w:val="nil"/>
+              <w:bottom w:val="nil"/>
+              <w:left w:val="nil"/>
+              <w:right w:val="nil"/>
+              <w:insideH w:val="nil"/>
+              <w:insideV w:val="nil"/>
+            </w:tcBorders>
           </w:tcPr>
           <w:p>
             <w:pPr>
               <w:jc w:val="left"/>
             </w:pPr>
-            <w:r/>
             <w:r>
               <w:rPr>
                 <w:rFonts w:ascii="Times New Roman" w:hAnsi="Times New Roman" w:cs="Times New Roman" w:eastAsia="Times New Roman"/>
@@ -402,12 +534,19 @@
         <w:tc>
           <w:tcPr>
             <w:tcW w:type="dxa" w:w="1928"/>
+            <w:tcBorders>
+              <w:top w:val="nil"/>
+              <w:bottom w:val="nil"/>
+              <w:left w:val="nil"/>
+              <w:right w:val="nil"/>
+              <w:insideH w:val="nil"/>
+              <w:insideV w:val="nil"/>
+            </w:tcBorders>
           </w:tcPr>
           <w:p>
             <w:pPr>
               <w:jc w:val="left"/>
             </w:pPr>
-            <w:r/>
             <w:r>
               <w:rPr>
                 <w:rFonts w:ascii="Times New Roman" w:hAnsi="Times New Roman" w:cs="Times New Roman" w:eastAsia="Times New Roman"/>
@@ -422,12 +561,19 @@
         <w:tc>
           <w:tcPr>
             <w:tcW w:type="dxa" w:w="1134"/>
+            <w:tcBorders>
+              <w:top w:val="nil"/>
+              <w:bottom w:val="nil"/>
+              <w:left w:val="nil"/>
+              <w:right w:val="nil"/>
+              <w:insideH w:val="nil"/>
+              <w:insideV w:val="nil"/>
+            </w:tcBorders>
           </w:tcPr>
           <w:p>
             <w:pPr>
               <w:jc w:val="center"/>
             </w:pPr>
-            <w:r/>
             <w:r>
               <w:rPr>
                 <w:rFonts w:ascii="Times New Roman" w:hAnsi="Times New Roman" w:cs="Times New Roman" w:eastAsia="Times New Roman"/>
@@ -442,12 +588,19 @@
         <w:tc>
           <w:tcPr>
             <w:tcW w:type="dxa" w:w="1134"/>
+            <w:tcBorders>
+              <w:top w:val="nil"/>
+              <w:bottom w:val="nil"/>
+              <w:left w:val="nil"/>
+              <w:right w:val="nil"/>
+              <w:insideH w:val="nil"/>
+              <w:insideV w:val="nil"/>
+            </w:tcBorders>
           </w:tcPr>
           <w:p>
             <w:pPr>
               <w:jc w:val="center"/>
             </w:pPr>
-            <w:r/>
             <w:r>
               <w:rPr>
                 <w:rFonts w:ascii="Times New Roman" w:hAnsi="Times New Roman" w:cs="Times New Roman" w:eastAsia="Times New Roman"/>
@@ -462,12 +615,19 @@
         <w:tc>
           <w:tcPr>
             <w:tcW w:type="dxa" w:w="1077"/>
+            <w:tcBorders>
+              <w:top w:val="nil"/>
+              <w:bottom w:val="nil"/>
+              <w:left w:val="nil"/>
+              <w:right w:val="nil"/>
+              <w:insideH w:val="nil"/>
+              <w:insideV w:val="nil"/>
+            </w:tcBorders>
           </w:tcPr>
           <w:p>
             <w:pPr>
               <w:jc w:val="center"/>
             </w:pPr>
-            <w:r/>
             <w:r>
               <w:rPr>
                 <w:rFonts w:ascii="Times New Roman" w:hAnsi="Times New Roman" w:cs="Times New Roman" w:eastAsia="Times New Roman"/>
@@ -482,12 +642,19 @@
         <w:tc>
           <w:tcPr>
             <w:tcW w:type="dxa" w:w="1077"/>
+            <w:tcBorders>
+              <w:top w:val="nil"/>
+              <w:bottom w:val="nil"/>
+              <w:left w:val="nil"/>
+              <w:right w:val="nil"/>
+              <w:insideH w:val="nil"/>
+              <w:insideV w:val="nil"/>
+            </w:tcBorders>
           </w:tcPr>
           <w:p>
             <w:pPr>
               <w:jc w:val="center"/>
             </w:pPr>
-            <w:r/>
             <w:r>
               <w:rPr>
                 <w:rFonts w:ascii="Times New Roman" w:hAnsi="Times New Roman" w:cs="Times New Roman" w:eastAsia="Times New Roman"/>
@@ -502,12 +669,19 @@
         <w:tc>
           <w:tcPr>
             <w:tcW w:type="dxa" w:w="1247"/>
+            <w:tcBorders>
+              <w:top w:val="nil"/>
+              <w:bottom w:val="nil"/>
+              <w:left w:val="nil"/>
+              <w:right w:val="nil"/>
+              <w:insideH w:val="nil"/>
+              <w:insideV w:val="nil"/>
+            </w:tcBorders>
           </w:tcPr>
           <w:p>
             <w:pPr>
               <w:jc w:val="center"/>
             </w:pPr>
-            <w:r/>
             <w:r>
               <w:rPr>
                 <w:rFonts w:ascii="Times New Roman" w:hAnsi="Times New Roman" w:cs="Times New Roman" w:eastAsia="Times New Roman"/>
@@ -524,12 +698,19 @@
         <w:tc>
           <w:tcPr>
             <w:tcW w:type="dxa" w:w="1474"/>
+            <w:tcBorders>
+              <w:top w:val="nil"/>
+              <w:bottom w:val="nil"/>
+              <w:left w:val="nil"/>
+              <w:right w:val="nil"/>
+              <w:insideH w:val="nil"/>
+              <w:insideV w:val="nil"/>
+            </w:tcBorders>
           </w:tcPr>
           <w:p>
             <w:pPr>
               <w:jc w:val="left"/>
             </w:pPr>
-            <w:r/>
             <w:r>
               <w:rPr>
                 <w:rFonts w:ascii="Times New Roman" w:hAnsi="Times New Roman" w:cs="Times New Roman" w:eastAsia="Times New Roman"/>
@@ -544,12 +725,19 @@
         <w:tc>
           <w:tcPr>
             <w:tcW w:type="dxa" w:w="1928"/>
+            <w:tcBorders>
+              <w:top w:val="nil"/>
+              <w:bottom w:val="nil"/>
+              <w:left w:val="nil"/>
+              <w:right w:val="nil"/>
+              <w:insideH w:val="nil"/>
+              <w:insideV w:val="nil"/>
+            </w:tcBorders>
           </w:tcPr>
           <w:p>
             <w:pPr>
               <w:jc w:val="left"/>
             </w:pPr>
-            <w:r/>
             <w:r>
               <w:rPr>
                 <w:rFonts w:ascii="Times New Roman" w:hAnsi="Times New Roman" w:cs="Times New Roman" w:eastAsia="Times New Roman"/>
@@ -564,12 +752,19 @@
         <w:tc>
           <w:tcPr>
             <w:tcW w:type="dxa" w:w="1928"/>
+            <w:tcBorders>
+              <w:top w:val="nil"/>
+              <w:bottom w:val="nil"/>
+              <w:left w:val="nil"/>
+              <w:right w:val="nil"/>
+              <w:insideH w:val="nil"/>
+              <w:insideV w:val="nil"/>
+            </w:tcBorders>
           </w:tcPr>
           <w:p>
             <w:pPr>
               <w:jc w:val="left"/>
             </w:pPr>
-            <w:r/>
             <w:r>
               <w:rPr>
                 <w:rFonts w:ascii="Times New Roman" w:hAnsi="Times New Roman" w:cs="Times New Roman" w:eastAsia="Times New Roman"/>
@@ -584,12 +779,19 @@
         <w:tc>
           <w:tcPr>
             <w:tcW w:type="dxa" w:w="1134"/>
+            <w:tcBorders>
+              <w:top w:val="nil"/>
+              <w:bottom w:val="nil"/>
+              <w:left w:val="nil"/>
+              <w:right w:val="nil"/>
+              <w:insideH w:val="nil"/>
+              <w:insideV w:val="nil"/>
+            </w:tcBorders>
           </w:tcPr>
           <w:p>
             <w:pPr>
               <w:jc w:val="center"/>
             </w:pPr>
-            <w:r/>
             <w:r>
               <w:rPr>
                 <w:rFonts w:ascii="Times New Roman" w:hAnsi="Times New Roman" w:cs="Times New Roman" w:eastAsia="Times New Roman"/>
@@ -604,12 +806,19 @@
         <w:tc>
           <w:tcPr>
             <w:tcW w:type="dxa" w:w="1134"/>
+            <w:tcBorders>
+              <w:top w:val="nil"/>
+              <w:bottom w:val="nil"/>
+              <w:left w:val="nil"/>
+              <w:right w:val="nil"/>
+              <w:insideH w:val="nil"/>
+              <w:insideV w:val="nil"/>
+            </w:tcBorders>
           </w:tcPr>
           <w:p>
             <w:pPr>
               <w:jc w:val="center"/>
             </w:pPr>
-            <w:r/>
             <w:r>
               <w:rPr>
                 <w:rFonts w:ascii="Times New Roman" w:hAnsi="Times New Roman" w:cs="Times New Roman" w:eastAsia="Times New Roman"/>
@@ -624,12 +833,19 @@
         <w:tc>
           <w:tcPr>
             <w:tcW w:type="dxa" w:w="1077"/>
+            <w:tcBorders>
+              <w:top w:val="nil"/>
+              <w:bottom w:val="nil"/>
+              <w:left w:val="nil"/>
+              <w:right w:val="nil"/>
+              <w:insideH w:val="nil"/>
+              <w:insideV w:val="nil"/>
+            </w:tcBorders>
           </w:tcPr>
           <w:p>
             <w:pPr>
               <w:jc w:val="center"/>
             </w:pPr>
-            <w:r/>
             <w:r>
               <w:rPr>
                 <w:rFonts w:ascii="Times New Roman" w:hAnsi="Times New Roman" w:cs="Times New Roman" w:eastAsia="Times New Roman"/>
@@ -644,12 +860,19 @@
         <w:tc>
           <w:tcPr>
             <w:tcW w:type="dxa" w:w="1077"/>
+            <w:tcBorders>
+              <w:top w:val="nil"/>
+              <w:bottom w:val="nil"/>
+              <w:left w:val="nil"/>
+              <w:right w:val="nil"/>
+              <w:insideH w:val="nil"/>
+              <w:insideV w:val="nil"/>
+            </w:tcBorders>
           </w:tcPr>
           <w:p>
             <w:pPr>
               <w:jc w:val="center"/>
             </w:pPr>
-            <w:r/>
             <w:r>
               <w:rPr>
                 <w:rFonts w:ascii="Times New Roman" w:hAnsi="Times New Roman" w:cs="Times New Roman" w:eastAsia="Times New Roman"/>
@@ -664,12 +887,19 @@
         <w:tc>
           <w:tcPr>
             <w:tcW w:type="dxa" w:w="1247"/>
+            <w:tcBorders>
+              <w:top w:val="nil"/>
+              <w:bottom w:val="nil"/>
+              <w:left w:val="nil"/>
+              <w:right w:val="nil"/>
+              <w:insideH w:val="nil"/>
+              <w:insideV w:val="nil"/>
+            </w:tcBorders>
           </w:tcPr>
           <w:p>
             <w:pPr>
               <w:jc w:val="center"/>
             </w:pPr>
-            <w:r/>
             <w:r>
               <w:rPr>
                 <w:rFonts w:ascii="Times New Roman" w:hAnsi="Times New Roman" w:cs="Times New Roman" w:eastAsia="Times New Roman"/>
@@ -686,12 +916,19 @@
         <w:tc>
           <w:tcPr>
             <w:tcW w:type="dxa" w:w="1474"/>
+            <w:tcBorders>
+              <w:top w:val="nil"/>
+              <w:bottom w:val="nil"/>
+              <w:left w:val="nil"/>
+              <w:right w:val="nil"/>
+              <w:insideH w:val="nil"/>
+              <w:insideV w:val="nil"/>
+            </w:tcBorders>
           </w:tcPr>
           <w:p>
             <w:pPr>
               <w:jc w:val="left"/>
             </w:pPr>
-            <w:r/>
             <w:r>
               <w:rPr>
                 <w:rFonts w:ascii="Times New Roman" w:hAnsi="Times New Roman" w:cs="Times New Roman" w:eastAsia="Times New Roman"/>
@@ -706,12 +943,19 @@
         <w:tc>
           <w:tcPr>
             <w:tcW w:type="dxa" w:w="1928"/>
+            <w:tcBorders>
+              <w:top w:val="nil"/>
+              <w:bottom w:val="nil"/>
+              <w:left w:val="nil"/>
+              <w:right w:val="nil"/>
+              <w:insideH w:val="nil"/>
+              <w:insideV w:val="nil"/>
+            </w:tcBorders>
           </w:tcPr>
           <w:p>
             <w:pPr>
               <w:jc w:val="left"/>
             </w:pPr>
-            <w:r/>
             <w:r>
               <w:rPr>
                 <w:rFonts w:ascii="Times New Roman" w:hAnsi="Times New Roman" w:cs="Times New Roman" w:eastAsia="Times New Roman"/>
@@ -726,12 +970,19 @@
         <w:tc>
           <w:tcPr>
             <w:tcW w:type="dxa" w:w="1928"/>
+            <w:tcBorders>
+              <w:top w:val="nil"/>
+              <w:bottom w:val="nil"/>
+              <w:left w:val="nil"/>
+              <w:right w:val="nil"/>
+              <w:insideH w:val="nil"/>
+              <w:insideV w:val="nil"/>
+            </w:tcBorders>
           </w:tcPr>
           <w:p>
             <w:pPr>
               <w:jc w:val="left"/>
             </w:pPr>
-            <w:r/>
             <w:r>
               <w:rPr>
                 <w:rFonts w:ascii="Times New Roman" w:hAnsi="Times New Roman" w:cs="Times New Roman" w:eastAsia="Times New Roman"/>
@@ -746,12 +997,19 @@
         <w:tc>
           <w:tcPr>
             <w:tcW w:type="dxa" w:w="1134"/>
+            <w:tcBorders>
+              <w:top w:val="nil"/>
+              <w:bottom w:val="nil"/>
+              <w:left w:val="nil"/>
+              <w:right w:val="nil"/>
+              <w:insideH w:val="nil"/>
+              <w:insideV w:val="nil"/>
+            </w:tcBorders>
           </w:tcPr>
           <w:p>
             <w:pPr>
               <w:jc w:val="center"/>
             </w:pPr>
-            <w:r/>
             <w:r>
               <w:rPr>
                 <w:rFonts w:ascii="Times New Roman" w:hAnsi="Times New Roman" w:cs="Times New Roman" w:eastAsia="Times New Roman"/>
@@ -766,12 +1024,19 @@
         <w:tc>
           <w:tcPr>
             <w:tcW w:type="dxa" w:w="1134"/>
+            <w:tcBorders>
+              <w:top w:val="nil"/>
+              <w:bottom w:val="nil"/>
+              <w:left w:val="nil"/>
+              <w:right w:val="nil"/>
+              <w:insideH w:val="nil"/>
+              <w:insideV w:val="nil"/>
+            </w:tcBorders>
           </w:tcPr>
           <w:p>
             <w:pPr>
               <w:jc w:val="center"/>
             </w:pPr>
-            <w:r/>
             <w:r>
               <w:rPr>
                 <w:rFonts w:ascii="Times New Roman" w:hAnsi="Times New Roman" w:cs="Times New Roman" w:eastAsia="Times New Roman"/>
@@ -786,12 +1051,19 @@
         <w:tc>
           <w:tcPr>
             <w:tcW w:type="dxa" w:w="1077"/>
+            <w:tcBorders>
+              <w:top w:val="nil"/>
+              <w:bottom w:val="nil"/>
+              <w:left w:val="nil"/>
+              <w:right w:val="nil"/>
+              <w:insideH w:val="nil"/>
+              <w:insideV w:val="nil"/>
+            </w:tcBorders>
           </w:tcPr>
           <w:p>
             <w:pPr>
               <w:jc w:val="center"/>
             </w:pPr>
-            <w:r/>
             <w:r>
               <w:rPr>
                 <w:rFonts w:ascii="Times New Roman" w:hAnsi="Times New Roman" w:cs="Times New Roman" w:eastAsia="Times New Roman"/>
@@ -806,12 +1078,19 @@
         <w:tc>
           <w:tcPr>
             <w:tcW w:type="dxa" w:w="1077"/>
+            <w:tcBorders>
+              <w:top w:val="nil"/>
+              <w:bottom w:val="nil"/>
+              <w:left w:val="nil"/>
+              <w:right w:val="nil"/>
+              <w:insideH w:val="nil"/>
+              <w:insideV w:val="nil"/>
+            </w:tcBorders>
           </w:tcPr>
           <w:p>
             <w:pPr>
               <w:jc w:val="center"/>
             </w:pPr>
-            <w:r/>
             <w:r>
               <w:rPr>
                 <w:rFonts w:ascii="Times New Roman" w:hAnsi="Times New Roman" w:cs="Times New Roman" w:eastAsia="Times New Roman"/>
@@ -826,12 +1105,19 @@
         <w:tc>
           <w:tcPr>
             <w:tcW w:type="dxa" w:w="1247"/>
+            <w:tcBorders>
+              <w:top w:val="nil"/>
+              <w:bottom w:val="nil"/>
+              <w:left w:val="nil"/>
+              <w:right w:val="nil"/>
+              <w:insideH w:val="nil"/>
+              <w:insideV w:val="nil"/>
+            </w:tcBorders>
           </w:tcPr>
           <w:p>
             <w:pPr>
               <w:jc w:val="center"/>
             </w:pPr>
-            <w:r/>
             <w:r>
               <w:rPr>
                 <w:rFonts w:ascii="Times New Roman" w:hAnsi="Times New Roman" w:cs="Times New Roman" w:eastAsia="Times New Roman"/>
@@ -848,12 +1134,19 @@
         <w:tc>
           <w:tcPr>
             <w:tcW w:type="dxa" w:w="1474"/>
+            <w:tcBorders>
+              <w:top w:val="nil"/>
+              <w:bottom w:val="nil"/>
+              <w:left w:val="nil"/>
+              <w:right w:val="nil"/>
+              <w:insideH w:val="nil"/>
+              <w:insideV w:val="nil"/>
+            </w:tcBorders>
           </w:tcPr>
           <w:p>
             <w:pPr>
               <w:jc w:val="left"/>
             </w:pPr>
-            <w:r/>
             <w:r>
               <w:rPr>
                 <w:rFonts w:ascii="Times New Roman" w:hAnsi="Times New Roman" w:cs="Times New Roman" w:eastAsia="Times New Roman"/>
@@ -868,12 +1161,19 @@
         <w:tc>
           <w:tcPr>
             <w:tcW w:type="dxa" w:w="1928"/>
+            <w:tcBorders>
+              <w:top w:val="nil"/>
+              <w:bottom w:val="nil"/>
+              <w:left w:val="nil"/>
+              <w:right w:val="nil"/>
+              <w:insideH w:val="nil"/>
+              <w:insideV w:val="nil"/>
+            </w:tcBorders>
           </w:tcPr>
           <w:p>
             <w:pPr>
               <w:jc w:val="left"/>
             </w:pPr>
-            <w:r/>
             <w:r>
               <w:rPr>
                 <w:rFonts w:ascii="Times New Roman" w:hAnsi="Times New Roman" w:cs="Times New Roman" w:eastAsia="Times New Roman"/>
@@ -888,12 +1188,19 @@
         <w:tc>
           <w:tcPr>
             <w:tcW w:type="dxa" w:w="1928"/>
+            <w:tcBorders>
+              <w:top w:val="nil"/>
+              <w:bottom w:val="nil"/>
+              <w:left w:val="nil"/>
+              <w:right w:val="nil"/>
+              <w:insideH w:val="nil"/>
+              <w:insideV w:val="nil"/>
+            </w:tcBorders>
           </w:tcPr>
           <w:p>
             <w:pPr>
               <w:jc w:val="left"/>
             </w:pPr>
-            <w:r/>
             <w:r>
               <w:rPr>
                 <w:rFonts w:ascii="Times New Roman" w:hAnsi="Times New Roman" w:cs="Times New Roman" w:eastAsia="Times New Roman"/>
@@ -908,12 +1215,19 @@
         <w:tc>
           <w:tcPr>
             <w:tcW w:type="dxa" w:w="1134"/>
+            <w:tcBorders>
+              <w:top w:val="nil"/>
+              <w:bottom w:val="nil"/>
+              <w:left w:val="nil"/>
+              <w:right w:val="nil"/>
+              <w:insideH w:val="nil"/>
+              <w:insideV w:val="nil"/>
+            </w:tcBorders>
           </w:tcPr>
           <w:p>
             <w:pPr>
               <w:jc w:val="center"/>
             </w:pPr>
-            <w:r/>
             <w:r>
               <w:rPr>
                 <w:rFonts w:ascii="Times New Roman" w:hAnsi="Times New Roman" w:cs="Times New Roman" w:eastAsia="Times New Roman"/>
@@ -928,12 +1242,19 @@
         <w:tc>
           <w:tcPr>
             <w:tcW w:type="dxa" w:w="1134"/>
+            <w:tcBorders>
+              <w:top w:val="nil"/>
+              <w:bottom w:val="nil"/>
+              <w:left w:val="nil"/>
+              <w:right w:val="nil"/>
+              <w:insideH w:val="nil"/>
+              <w:insideV w:val="nil"/>
+            </w:tcBorders>
           </w:tcPr>
           <w:p>
             <w:pPr>
               <w:jc w:val="center"/>
             </w:pPr>
-            <w:r/>
             <w:r>
               <w:rPr>
                 <w:rFonts w:ascii="Times New Roman" w:hAnsi="Times New Roman" w:cs="Times New Roman" w:eastAsia="Times New Roman"/>
@@ -948,12 +1269,19 @@
         <w:tc>
           <w:tcPr>
             <w:tcW w:type="dxa" w:w="1077"/>
+            <w:tcBorders>
+              <w:top w:val="nil"/>
+              <w:bottom w:val="nil"/>
+              <w:left w:val="nil"/>
+              <w:right w:val="nil"/>
+              <w:insideH w:val="nil"/>
+              <w:insideV w:val="nil"/>
+            </w:tcBorders>
           </w:tcPr>
           <w:p>
             <w:pPr>
               <w:jc w:val="center"/>
             </w:pPr>
-            <w:r/>
             <w:r>
               <w:rPr>
                 <w:rFonts w:ascii="Times New Roman" w:hAnsi="Times New Roman" w:cs="Times New Roman" w:eastAsia="Times New Roman"/>
@@ -968,12 +1296,19 @@
         <w:tc>
           <w:tcPr>
             <w:tcW w:type="dxa" w:w="1077"/>
+            <w:tcBorders>
+              <w:top w:val="nil"/>
+              <w:bottom w:val="nil"/>
+              <w:left w:val="nil"/>
+              <w:right w:val="nil"/>
+              <w:insideH w:val="nil"/>
+              <w:insideV w:val="nil"/>
+            </w:tcBorders>
           </w:tcPr>
           <w:p>
             <w:pPr>
               <w:jc w:val="center"/>
             </w:pPr>
-            <w:r/>
             <w:r>
               <w:rPr>
                 <w:rFonts w:ascii="Times New Roman" w:hAnsi="Times New Roman" w:cs="Times New Roman" w:eastAsia="Times New Roman"/>
@@ -988,12 +1323,19 @@
         <w:tc>
           <w:tcPr>
             <w:tcW w:type="dxa" w:w="1247"/>
+            <w:tcBorders>
+              <w:top w:val="nil"/>
+              <w:bottom w:val="nil"/>
+              <w:left w:val="nil"/>
+              <w:right w:val="nil"/>
+              <w:insideH w:val="nil"/>
+              <w:insideV w:val="nil"/>
+            </w:tcBorders>
           </w:tcPr>
           <w:p>
             <w:pPr>
               <w:jc w:val="center"/>
             </w:pPr>
-            <w:r/>
             <w:r>
               <w:rPr>
                 <w:rFonts w:ascii="Times New Roman" w:hAnsi="Times New Roman" w:cs="Times New Roman" w:eastAsia="Times New Roman"/>
@@ -1010,12 +1352,19 @@
         <w:tc>
           <w:tcPr>
             <w:tcW w:type="dxa" w:w="1474"/>
+            <w:tcBorders>
+              <w:top w:val="nil"/>
+              <w:bottom w:val="nil"/>
+              <w:left w:val="nil"/>
+              <w:right w:val="nil"/>
+              <w:insideH w:val="nil"/>
+              <w:insideV w:val="nil"/>
+            </w:tcBorders>
           </w:tcPr>
           <w:p>
             <w:pPr>
               <w:jc w:val="left"/>
             </w:pPr>
-            <w:r/>
             <w:r>
               <w:rPr>
                 <w:rFonts w:ascii="Times New Roman" w:hAnsi="Times New Roman" w:cs="Times New Roman" w:eastAsia="Times New Roman"/>
@@ -1030,12 +1379,19 @@
         <w:tc>
           <w:tcPr>
             <w:tcW w:type="dxa" w:w="1928"/>
+            <w:tcBorders>
+              <w:top w:val="nil"/>
+              <w:bottom w:val="nil"/>
+              <w:left w:val="nil"/>
+              <w:right w:val="nil"/>
+              <w:insideH w:val="nil"/>
+              <w:insideV w:val="nil"/>
+            </w:tcBorders>
           </w:tcPr>
           <w:p>
             <w:pPr>
               <w:jc w:val="left"/>
             </w:pPr>
-            <w:r/>
             <w:r>
               <w:rPr>
                 <w:rFonts w:ascii="Times New Roman" w:hAnsi="Times New Roman" w:cs="Times New Roman" w:eastAsia="Times New Roman"/>
@@ -1050,12 +1406,19 @@
         <w:tc>
           <w:tcPr>
             <w:tcW w:type="dxa" w:w="1928"/>
+            <w:tcBorders>
+              <w:top w:val="nil"/>
+              <w:bottom w:val="nil"/>
+              <w:left w:val="nil"/>
+              <w:right w:val="nil"/>
+              <w:insideH w:val="nil"/>
+              <w:insideV w:val="nil"/>
+            </w:tcBorders>
           </w:tcPr>
           <w:p>
             <w:pPr>
               <w:jc w:val="left"/>
             </w:pPr>
-            <w:r/>
             <w:r>
               <w:rPr>
                 <w:rFonts w:ascii="Times New Roman" w:hAnsi="Times New Roman" w:cs="Times New Roman" w:eastAsia="Times New Roman"/>
@@ -1070,12 +1433,19 @@
         <w:tc>
           <w:tcPr>
             <w:tcW w:type="dxa" w:w="1134"/>
+            <w:tcBorders>
+              <w:top w:val="nil"/>
+              <w:bottom w:val="nil"/>
+              <w:left w:val="nil"/>
+              <w:right w:val="nil"/>
+              <w:insideH w:val="nil"/>
+              <w:insideV w:val="nil"/>
+            </w:tcBorders>
           </w:tcPr>
           <w:p>
             <w:pPr>
               <w:jc w:val="center"/>
             </w:pPr>
-            <w:r/>
             <w:r>
               <w:rPr>
                 <w:rFonts w:ascii="Times New Roman" w:hAnsi="Times New Roman" w:cs="Times New Roman" w:eastAsia="Times New Roman"/>
@@ -1090,12 +1460,19 @@
         <w:tc>
           <w:tcPr>
             <w:tcW w:type="dxa" w:w="1134"/>
+            <w:tcBorders>
+              <w:top w:val="nil"/>
+              <w:bottom w:val="nil"/>
+              <w:left w:val="nil"/>
+              <w:right w:val="nil"/>
+              <w:insideH w:val="nil"/>
+              <w:insideV w:val="nil"/>
+            </w:tcBorders>
           </w:tcPr>
           <w:p>
             <w:pPr>
               <w:jc w:val="center"/>
             </w:pPr>
-            <w:r/>
             <w:r>
               <w:rPr>
                 <w:rFonts w:ascii="Times New Roman" w:hAnsi="Times New Roman" w:cs="Times New Roman" w:eastAsia="Times New Roman"/>
@@ -1110,12 +1487,19 @@
         <w:tc>
           <w:tcPr>
             <w:tcW w:type="dxa" w:w="1077"/>
+            <w:tcBorders>
+              <w:top w:val="nil"/>
+              <w:bottom w:val="nil"/>
+              <w:left w:val="nil"/>
+              <w:right w:val="nil"/>
+              <w:insideH w:val="nil"/>
+              <w:insideV w:val="nil"/>
+            </w:tcBorders>
           </w:tcPr>
           <w:p>
             <w:pPr>
               <w:jc w:val="center"/>
             </w:pPr>
-            <w:r/>
             <w:r>
               <w:rPr>
                 <w:rFonts w:ascii="Times New Roman" w:hAnsi="Times New Roman" w:cs="Times New Roman" w:eastAsia="Times New Roman"/>
@@ -1130,12 +1514,19 @@
         <w:tc>
           <w:tcPr>
             <w:tcW w:type="dxa" w:w="1077"/>
+            <w:tcBorders>
+              <w:top w:val="nil"/>
+              <w:bottom w:val="nil"/>
+              <w:left w:val="nil"/>
+              <w:right w:val="nil"/>
+              <w:insideH w:val="nil"/>
+              <w:insideV w:val="nil"/>
+            </w:tcBorders>
           </w:tcPr>
           <w:p>
             <w:pPr>
               <w:jc w:val="center"/>
             </w:pPr>
-            <w:r/>
             <w:r>
               <w:rPr>
                 <w:rFonts w:ascii="Times New Roman" w:hAnsi="Times New Roman" w:cs="Times New Roman" w:eastAsia="Times New Roman"/>
@@ -1150,12 +1541,19 @@
         <w:tc>
           <w:tcPr>
             <w:tcW w:type="dxa" w:w="1247"/>
+            <w:tcBorders>
+              <w:top w:val="nil"/>
+              <w:bottom w:val="nil"/>
+              <w:left w:val="nil"/>
+              <w:right w:val="nil"/>
+              <w:insideH w:val="nil"/>
+              <w:insideV w:val="nil"/>
+            </w:tcBorders>
           </w:tcPr>
           <w:p>
             <w:pPr>
               <w:jc w:val="center"/>
             </w:pPr>
-            <w:r/>
             <w:r>
               <w:rPr>
                 <w:rFonts w:ascii="Times New Roman" w:hAnsi="Times New Roman" w:cs="Times New Roman" w:eastAsia="Times New Roman"/>
@@ -1172,12 +1570,19 @@
         <w:tc>
           <w:tcPr>
             <w:tcW w:type="dxa" w:w="1474"/>
+            <w:tcBorders>
+              <w:top w:val="nil"/>
+              <w:bottom w:val="nil"/>
+              <w:left w:val="nil"/>
+              <w:right w:val="nil"/>
+              <w:insideH w:val="nil"/>
+              <w:insideV w:val="nil"/>
+            </w:tcBorders>
           </w:tcPr>
           <w:p>
             <w:pPr>
               <w:jc w:val="left"/>
             </w:pPr>
-            <w:r/>
             <w:r>
               <w:rPr>
                 <w:rFonts w:ascii="Times New Roman" w:hAnsi="Times New Roman" w:cs="Times New Roman" w:eastAsia="Times New Roman"/>
@@ -1192,12 +1597,19 @@
         <w:tc>
           <w:tcPr>
             <w:tcW w:type="dxa" w:w="1928"/>
+            <w:tcBorders>
+              <w:top w:val="nil"/>
+              <w:bottom w:val="nil"/>
+              <w:left w:val="nil"/>
+              <w:right w:val="nil"/>
+              <w:insideH w:val="nil"/>
+              <w:insideV w:val="nil"/>
+            </w:tcBorders>
           </w:tcPr>
           <w:p>
             <w:pPr>
               <w:jc w:val="left"/>
             </w:pPr>
-            <w:r/>
             <w:r>
               <w:rPr>
                 <w:rFonts w:ascii="Times New Roman" w:hAnsi="Times New Roman" w:cs="Times New Roman" w:eastAsia="Times New Roman"/>
@@ -1212,12 +1624,19 @@
         <w:tc>
           <w:tcPr>
             <w:tcW w:type="dxa" w:w="1928"/>
+            <w:tcBorders>
+              <w:top w:val="nil"/>
+              <w:bottom w:val="nil"/>
+              <w:left w:val="nil"/>
+              <w:right w:val="nil"/>
+              <w:insideH w:val="nil"/>
+              <w:insideV w:val="nil"/>
+            </w:tcBorders>
           </w:tcPr>
           <w:p>
             <w:pPr>
               <w:jc w:val="left"/>
             </w:pPr>
-            <w:r/>
             <w:r>
               <w:rPr>
                 <w:rFonts w:ascii="Times New Roman" w:hAnsi="Times New Roman" w:cs="Times New Roman" w:eastAsia="Times New Roman"/>
@@ -1232,12 +1651,19 @@
         <w:tc>
           <w:tcPr>
             <w:tcW w:type="dxa" w:w="1134"/>
+            <w:tcBorders>
+              <w:top w:val="nil"/>
+              <w:bottom w:val="nil"/>
+              <w:left w:val="nil"/>
+              <w:right w:val="nil"/>
+              <w:insideH w:val="nil"/>
+              <w:insideV w:val="nil"/>
+            </w:tcBorders>
           </w:tcPr>
           <w:p>
             <w:pPr>
               <w:jc w:val="center"/>
             </w:pPr>
-            <w:r/>
             <w:r>
               <w:rPr>
                 <w:rFonts w:ascii="Times New Roman" w:hAnsi="Times New Roman" w:cs="Times New Roman" w:eastAsia="Times New Roman"/>
@@ -1252,12 +1678,19 @@
         <w:tc>
           <w:tcPr>
             <w:tcW w:type="dxa" w:w="1134"/>
+            <w:tcBorders>
+              <w:top w:val="nil"/>
+              <w:bottom w:val="nil"/>
+              <w:left w:val="nil"/>
+              <w:right w:val="nil"/>
+              <w:insideH w:val="nil"/>
+              <w:insideV w:val="nil"/>
+            </w:tcBorders>
           </w:tcPr>
           <w:p>
             <w:pPr>
               <w:jc w:val="center"/>
             </w:pPr>
-            <w:r/>
             <w:r>
               <w:rPr>
                 <w:rFonts w:ascii="Times New Roman" w:hAnsi="Times New Roman" w:cs="Times New Roman" w:eastAsia="Times New Roman"/>
@@ -1272,12 +1705,19 @@
         <w:tc>
           <w:tcPr>
             <w:tcW w:type="dxa" w:w="1077"/>
+            <w:tcBorders>
+              <w:top w:val="nil"/>
+              <w:bottom w:val="nil"/>
+              <w:left w:val="nil"/>
+              <w:right w:val="nil"/>
+              <w:insideH w:val="nil"/>
+              <w:insideV w:val="nil"/>
+            </w:tcBorders>
           </w:tcPr>
           <w:p>
             <w:pPr>
               <w:jc w:val="center"/>
             </w:pPr>
-            <w:r/>
             <w:r>
               <w:rPr>
                 <w:rFonts w:ascii="Times New Roman" w:hAnsi="Times New Roman" w:cs="Times New Roman" w:eastAsia="Times New Roman"/>
@@ -1292,12 +1732,19 @@
         <w:tc>
           <w:tcPr>
             <w:tcW w:type="dxa" w:w="1077"/>
+            <w:tcBorders>
+              <w:top w:val="nil"/>
+              <w:bottom w:val="nil"/>
+              <w:left w:val="nil"/>
+              <w:right w:val="nil"/>
+              <w:insideH w:val="nil"/>
+              <w:insideV w:val="nil"/>
+            </w:tcBorders>
           </w:tcPr>
           <w:p>
             <w:pPr>
               <w:jc w:val="center"/>
             </w:pPr>
-            <w:r/>
             <w:r>
               <w:rPr>
                 <w:rFonts w:ascii="Times New Roman" w:hAnsi="Times New Roman" w:cs="Times New Roman" w:eastAsia="Times New Roman"/>
@@ -1312,12 +1759,19 @@
         <w:tc>
           <w:tcPr>
             <w:tcW w:type="dxa" w:w="1247"/>
+            <w:tcBorders>
+              <w:top w:val="nil"/>
+              <w:bottom w:val="nil"/>
+              <w:left w:val="nil"/>
+              <w:right w:val="nil"/>
+              <w:insideH w:val="nil"/>
+              <w:insideV w:val="nil"/>
+            </w:tcBorders>
           </w:tcPr>
           <w:p>
             <w:pPr>
               <w:jc w:val="center"/>
             </w:pPr>
-            <w:r/>
             <w:r>
               <w:rPr>
                 <w:rFonts w:ascii="Times New Roman" w:hAnsi="Times New Roman" w:cs="Times New Roman" w:eastAsia="Times New Roman"/>
@@ -1334,12 +1788,19 @@
         <w:tc>
           <w:tcPr>
             <w:tcW w:type="dxa" w:w="1474"/>
+            <w:tcBorders>
+              <w:top w:val="nil"/>
+              <w:bottom w:val="nil"/>
+              <w:left w:val="nil"/>
+              <w:right w:val="nil"/>
+              <w:insideH w:val="nil"/>
+              <w:insideV w:val="nil"/>
+            </w:tcBorders>
           </w:tcPr>
           <w:p>
             <w:pPr>
               <w:jc w:val="left"/>
             </w:pPr>
-            <w:r/>
             <w:r>
               <w:rPr>
                 <w:rFonts w:ascii="Times New Roman" w:hAnsi="Times New Roman" w:cs="Times New Roman" w:eastAsia="Times New Roman"/>
@@ -1354,12 +1815,19 @@
         <w:tc>
           <w:tcPr>
             <w:tcW w:type="dxa" w:w="1928"/>
+            <w:tcBorders>
+              <w:top w:val="nil"/>
+              <w:bottom w:val="nil"/>
+              <w:left w:val="nil"/>
+              <w:right w:val="nil"/>
+              <w:insideH w:val="nil"/>
+              <w:insideV w:val="nil"/>
+            </w:tcBorders>
           </w:tcPr>
           <w:p>
             <w:pPr>
               <w:jc w:val="left"/>
             </w:pPr>
-            <w:r/>
             <w:r>
               <w:rPr>
                 <w:rFonts w:ascii="Times New Roman" w:hAnsi="Times New Roman" w:cs="Times New Roman" w:eastAsia="Times New Roman"/>
@@ -1374,12 +1842,19 @@
         <w:tc>
           <w:tcPr>
             <w:tcW w:type="dxa" w:w="1928"/>
+            <w:tcBorders>
+              <w:top w:val="nil"/>
+              <w:bottom w:val="nil"/>
+              <w:left w:val="nil"/>
+              <w:right w:val="nil"/>
+              <w:insideH w:val="nil"/>
+              <w:insideV w:val="nil"/>
+            </w:tcBorders>
           </w:tcPr>
           <w:p>
             <w:pPr>
               <w:jc w:val="left"/>
             </w:pPr>
-            <w:r/>
             <w:r>
               <w:rPr>
                 <w:rFonts w:ascii="Times New Roman" w:hAnsi="Times New Roman" w:cs="Times New Roman" w:eastAsia="Times New Roman"/>
@@ -1394,12 +1869,19 @@
         <w:tc>
           <w:tcPr>
             <w:tcW w:type="dxa" w:w="1134"/>
+            <w:tcBorders>
+              <w:top w:val="nil"/>
+              <w:bottom w:val="nil"/>
+              <w:left w:val="nil"/>
+              <w:right w:val="nil"/>
+              <w:insideH w:val="nil"/>
+              <w:insideV w:val="nil"/>
+            </w:tcBorders>
           </w:tcPr>
           <w:p>
             <w:pPr>
               <w:jc w:val="center"/>
             </w:pPr>
-            <w:r/>
             <w:r>
               <w:rPr>
                 <w:rFonts w:ascii="Times New Roman" w:hAnsi="Times New Roman" w:cs="Times New Roman" w:eastAsia="Times New Roman"/>
@@ -1414,12 +1896,19 @@
         <w:tc>
           <w:tcPr>
             <w:tcW w:type="dxa" w:w="1134"/>
+            <w:tcBorders>
+              <w:top w:val="nil"/>
+              <w:bottom w:val="nil"/>
+              <w:left w:val="nil"/>
+              <w:right w:val="nil"/>
+              <w:insideH w:val="nil"/>
+              <w:insideV w:val="nil"/>
+            </w:tcBorders>
           </w:tcPr>
           <w:p>
             <w:pPr>
               <w:jc w:val="center"/>
             </w:pPr>
-            <w:r/>
             <w:r>
               <w:rPr>
                 <w:rFonts w:ascii="Times New Roman" w:hAnsi="Times New Roman" w:cs="Times New Roman" w:eastAsia="Times New Roman"/>
@@ -1434,12 +1923,19 @@
         <w:tc>
           <w:tcPr>
             <w:tcW w:type="dxa" w:w="1077"/>
+            <w:tcBorders>
+              <w:top w:val="nil"/>
+              <w:bottom w:val="nil"/>
+              <w:left w:val="nil"/>
+              <w:right w:val="nil"/>
+              <w:insideH w:val="nil"/>
+              <w:insideV w:val="nil"/>
+            </w:tcBorders>
           </w:tcPr>
           <w:p>
             <w:pPr>
               <w:jc w:val="center"/>
             </w:pPr>
-            <w:r/>
             <w:r>
               <w:rPr>
                 <w:rFonts w:ascii="Times New Roman" w:hAnsi="Times New Roman" w:cs="Times New Roman" w:eastAsia="Times New Roman"/>
@@ -1454,12 +1950,19 @@
         <w:tc>
           <w:tcPr>
             <w:tcW w:type="dxa" w:w="1077"/>
+            <w:tcBorders>
+              <w:top w:val="nil"/>
+              <w:bottom w:val="nil"/>
+              <w:left w:val="nil"/>
+              <w:right w:val="nil"/>
+              <w:insideH w:val="nil"/>
+              <w:insideV w:val="nil"/>
+            </w:tcBorders>
           </w:tcPr>
           <w:p>
             <w:pPr>
               <w:jc w:val="center"/>
             </w:pPr>
-            <w:r/>
             <w:r>
               <w:rPr>
                 <w:rFonts w:ascii="Times New Roman" w:hAnsi="Times New Roman" w:cs="Times New Roman" w:eastAsia="Times New Roman"/>
@@ -1474,12 +1977,19 @@
         <w:tc>
           <w:tcPr>
             <w:tcW w:type="dxa" w:w="1247"/>
+            <w:tcBorders>
+              <w:top w:val="nil"/>
+              <w:bottom w:val="nil"/>
+              <w:left w:val="nil"/>
+              <w:right w:val="nil"/>
+              <w:insideH w:val="nil"/>
+              <w:insideV w:val="nil"/>
+            </w:tcBorders>
           </w:tcPr>
           <w:p>
             <w:pPr>
               <w:jc w:val="center"/>
             </w:pPr>
-            <w:r/>
             <w:r>
               <w:rPr>
                 <w:rFonts w:ascii="Times New Roman" w:hAnsi="Times New Roman" w:cs="Times New Roman" w:eastAsia="Times New Roman"/>
@@ -1496,12 +2006,19 @@
         <w:tc>
           <w:tcPr>
             <w:tcW w:type="dxa" w:w="1474"/>
+            <w:tcBorders>
+              <w:top w:val="nil"/>
+              <w:bottom w:val="nil"/>
+              <w:left w:val="nil"/>
+              <w:right w:val="nil"/>
+              <w:insideH w:val="nil"/>
+              <w:insideV w:val="nil"/>
+            </w:tcBorders>
           </w:tcPr>
           <w:p>
             <w:pPr>
               <w:jc w:val="left"/>
             </w:pPr>
-            <w:r/>
             <w:r>
               <w:rPr>
                 <w:rFonts w:ascii="Times New Roman" w:hAnsi="Times New Roman" w:cs="Times New Roman" w:eastAsia="Times New Roman"/>
@@ -1516,12 +2033,19 @@
         <w:tc>
           <w:tcPr>
             <w:tcW w:type="dxa" w:w="1928"/>
+            <w:tcBorders>
+              <w:top w:val="nil"/>
+              <w:bottom w:val="nil"/>
+              <w:left w:val="nil"/>
+              <w:right w:val="nil"/>
+              <w:insideH w:val="nil"/>
+              <w:insideV w:val="nil"/>
+            </w:tcBorders>
           </w:tcPr>
           <w:p>
             <w:pPr>
               <w:jc w:val="left"/>
             </w:pPr>
-            <w:r/>
             <w:r>
               <w:rPr>
                 <w:rFonts w:ascii="Times New Roman" w:hAnsi="Times New Roman" w:cs="Times New Roman" w:eastAsia="Times New Roman"/>
@@ -1536,12 +2060,19 @@
         <w:tc>
           <w:tcPr>
             <w:tcW w:type="dxa" w:w="1928"/>
+            <w:tcBorders>
+              <w:top w:val="nil"/>
+              <w:bottom w:val="nil"/>
+              <w:left w:val="nil"/>
+              <w:right w:val="nil"/>
+              <w:insideH w:val="nil"/>
+              <w:insideV w:val="nil"/>
+            </w:tcBorders>
           </w:tcPr>
           <w:p>
             <w:pPr>
               <w:jc w:val="left"/>
             </w:pPr>
-            <w:r/>
             <w:r>
               <w:rPr>
                 <w:rFonts w:ascii="Times New Roman" w:hAnsi="Times New Roman" w:cs="Times New Roman" w:eastAsia="Times New Roman"/>
@@ -1556,12 +2087,19 @@
         <w:tc>
           <w:tcPr>
             <w:tcW w:type="dxa" w:w="1134"/>
+            <w:tcBorders>
+              <w:top w:val="nil"/>
+              <w:bottom w:val="nil"/>
+              <w:left w:val="nil"/>
+              <w:right w:val="nil"/>
+              <w:insideH w:val="nil"/>
+              <w:insideV w:val="nil"/>
+            </w:tcBorders>
           </w:tcPr>
           <w:p>
             <w:pPr>
               <w:jc w:val="center"/>
             </w:pPr>
-            <w:r/>
             <w:r>
               <w:rPr>
                 <w:rFonts w:ascii="Times New Roman" w:hAnsi="Times New Roman" w:cs="Times New Roman" w:eastAsia="Times New Roman"/>
@@ -1576,12 +2114,19 @@
         <w:tc>
           <w:tcPr>
             <w:tcW w:type="dxa" w:w="1134"/>
+            <w:tcBorders>
+              <w:top w:val="nil"/>
+              <w:bottom w:val="nil"/>
+              <w:left w:val="nil"/>
+              <w:right w:val="nil"/>
+              <w:insideH w:val="nil"/>
+              <w:insideV w:val="nil"/>
+            </w:tcBorders>
           </w:tcPr>
           <w:p>
             <w:pPr>
               <w:jc w:val="center"/>
             </w:pPr>
-            <w:r/>
             <w:r>
               <w:rPr>
                 <w:rFonts w:ascii="Times New Roman" w:hAnsi="Times New Roman" w:cs="Times New Roman" w:eastAsia="Times New Roman"/>
@@ -1596,12 +2141,19 @@
         <w:tc>
           <w:tcPr>
             <w:tcW w:type="dxa" w:w="1077"/>
+            <w:tcBorders>
+              <w:top w:val="nil"/>
+              <w:bottom w:val="nil"/>
+              <w:left w:val="nil"/>
+              <w:right w:val="nil"/>
+              <w:insideH w:val="nil"/>
+              <w:insideV w:val="nil"/>
+            </w:tcBorders>
           </w:tcPr>
           <w:p>
             <w:pPr>
               <w:jc w:val="center"/>
             </w:pPr>
-            <w:r/>
             <w:r>
               <w:rPr>
                 <w:rFonts w:ascii="Times New Roman" w:hAnsi="Times New Roman" w:cs="Times New Roman" w:eastAsia="Times New Roman"/>
@@ -1616,12 +2168,19 @@
         <w:tc>
           <w:tcPr>
             <w:tcW w:type="dxa" w:w="1077"/>
+            <w:tcBorders>
+              <w:top w:val="nil"/>
+              <w:bottom w:val="nil"/>
+              <w:left w:val="nil"/>
+              <w:right w:val="nil"/>
+              <w:insideH w:val="nil"/>
+              <w:insideV w:val="nil"/>
+            </w:tcBorders>
           </w:tcPr>
           <w:p>
             <w:pPr>
               <w:jc w:val="center"/>
             </w:pPr>
-            <w:r/>
             <w:r>
               <w:rPr>
                 <w:rFonts w:ascii="Times New Roman" w:hAnsi="Times New Roman" w:cs="Times New Roman" w:eastAsia="Times New Roman"/>
@@ -1636,12 +2195,19 @@
         <w:tc>
           <w:tcPr>
             <w:tcW w:type="dxa" w:w="1247"/>
+            <w:tcBorders>
+              <w:top w:val="nil"/>
+              <w:bottom w:val="nil"/>
+              <w:left w:val="nil"/>
+              <w:right w:val="nil"/>
+              <w:insideH w:val="nil"/>
+              <w:insideV w:val="nil"/>
+            </w:tcBorders>
           </w:tcPr>
           <w:p>
             <w:pPr>
               <w:jc w:val="center"/>
             </w:pPr>
-            <w:r/>
             <w:r>
               <w:rPr>
                 <w:rFonts w:ascii="Times New Roman" w:hAnsi="Times New Roman" w:cs="Times New Roman" w:eastAsia="Times New Roman"/>
@@ -1658,12 +2224,19 @@
         <w:tc>
           <w:tcPr>
             <w:tcW w:type="dxa" w:w="1474"/>
+            <w:tcBorders>
+              <w:top w:val="nil"/>
+              <w:bottom w:val="nil"/>
+              <w:left w:val="nil"/>
+              <w:right w:val="nil"/>
+              <w:insideH w:val="nil"/>
+              <w:insideV w:val="nil"/>
+            </w:tcBorders>
           </w:tcPr>
           <w:p>
             <w:pPr>
               <w:jc w:val="left"/>
             </w:pPr>
-            <w:r/>
             <w:r>
               <w:rPr>
                 <w:rFonts w:ascii="Times New Roman" w:hAnsi="Times New Roman" w:cs="Times New Roman" w:eastAsia="Times New Roman"/>
@@ -1678,12 +2251,19 @@
         <w:tc>
           <w:tcPr>
             <w:tcW w:type="dxa" w:w="1928"/>
+            <w:tcBorders>
+              <w:top w:val="nil"/>
+              <w:bottom w:val="nil"/>
+              <w:left w:val="nil"/>
+              <w:right w:val="nil"/>
+              <w:insideH w:val="nil"/>
+              <w:insideV w:val="nil"/>
+            </w:tcBorders>
           </w:tcPr>
           <w:p>
             <w:pPr>
               <w:jc w:val="left"/>
             </w:pPr>
-            <w:r/>
             <w:r>
               <w:rPr>
                 <w:rFonts w:ascii="Times New Roman" w:hAnsi="Times New Roman" w:cs="Times New Roman" w:eastAsia="Times New Roman"/>
@@ -1698,12 +2278,19 @@
         <w:tc>
           <w:tcPr>
             <w:tcW w:type="dxa" w:w="1928"/>
+            <w:tcBorders>
+              <w:top w:val="nil"/>
+              <w:bottom w:val="nil"/>
+              <w:left w:val="nil"/>
+              <w:right w:val="nil"/>
+              <w:insideH w:val="nil"/>
+              <w:insideV w:val="nil"/>
+            </w:tcBorders>
           </w:tcPr>
           <w:p>
             <w:pPr>
               <w:jc w:val="left"/>
             </w:pPr>
-            <w:r/>
             <w:r>
               <w:rPr>
                 <w:rFonts w:ascii="Times New Roman" w:hAnsi="Times New Roman" w:cs="Times New Roman" w:eastAsia="Times New Roman"/>
@@ -1718,12 +2305,19 @@
         <w:tc>
           <w:tcPr>
             <w:tcW w:type="dxa" w:w="1134"/>
+            <w:tcBorders>
+              <w:top w:val="nil"/>
+              <w:bottom w:val="nil"/>
+              <w:left w:val="nil"/>
+              <w:right w:val="nil"/>
+              <w:insideH w:val="nil"/>
+              <w:insideV w:val="nil"/>
+            </w:tcBorders>
           </w:tcPr>
           <w:p>
             <w:pPr>
               <w:jc w:val="center"/>
             </w:pPr>
-            <w:r/>
             <w:r>
               <w:rPr>
                 <w:rFonts w:ascii="Times New Roman" w:hAnsi="Times New Roman" w:cs="Times New Roman" w:eastAsia="Times New Roman"/>
@@ -1738,12 +2332,19 @@
         <w:tc>
           <w:tcPr>
             <w:tcW w:type="dxa" w:w="1134"/>
+            <w:tcBorders>
+              <w:top w:val="nil"/>
+              <w:bottom w:val="nil"/>
+              <w:left w:val="nil"/>
+              <w:right w:val="nil"/>
+              <w:insideH w:val="nil"/>
+              <w:insideV w:val="nil"/>
+            </w:tcBorders>
           </w:tcPr>
           <w:p>
             <w:pPr>
               <w:jc w:val="center"/>
             </w:pPr>
-            <w:r/>
             <w:r>
               <w:rPr>
                 <w:rFonts w:ascii="Times New Roman" w:hAnsi="Times New Roman" w:cs="Times New Roman" w:eastAsia="Times New Roman"/>
@@ -1758,12 +2359,19 @@
         <w:tc>
           <w:tcPr>
             <w:tcW w:type="dxa" w:w="1077"/>
+            <w:tcBorders>
+              <w:top w:val="nil"/>
+              <w:bottom w:val="nil"/>
+              <w:left w:val="nil"/>
+              <w:right w:val="nil"/>
+              <w:insideH w:val="nil"/>
+              <w:insideV w:val="nil"/>
+            </w:tcBorders>
           </w:tcPr>
           <w:p>
             <w:pPr>
               <w:jc w:val="center"/>
             </w:pPr>
-            <w:r/>
             <w:r>
               <w:rPr>
                 <w:rFonts w:ascii="Times New Roman" w:hAnsi="Times New Roman" w:cs="Times New Roman" w:eastAsia="Times New Roman"/>
@@ -1778,12 +2386,19 @@
         <w:tc>
           <w:tcPr>
             <w:tcW w:type="dxa" w:w="1077"/>
+            <w:tcBorders>
+              <w:top w:val="nil"/>
+              <w:bottom w:val="nil"/>
+              <w:left w:val="nil"/>
+              <w:right w:val="nil"/>
+              <w:insideH w:val="nil"/>
+              <w:insideV w:val="nil"/>
+            </w:tcBorders>
           </w:tcPr>
           <w:p>
             <w:pPr>
               <w:jc w:val="center"/>
             </w:pPr>
-            <w:r/>
             <w:r>
               <w:rPr>
                 <w:rFonts w:ascii="Times New Roman" w:hAnsi="Times New Roman" w:cs="Times New Roman" w:eastAsia="Times New Roman"/>
@@ -1798,12 +2413,19 @@
         <w:tc>
           <w:tcPr>
             <w:tcW w:type="dxa" w:w="1247"/>
+            <w:tcBorders>
+              <w:top w:val="nil"/>
+              <w:bottom w:val="nil"/>
+              <w:left w:val="nil"/>
+              <w:right w:val="nil"/>
+              <w:insideH w:val="nil"/>
+              <w:insideV w:val="nil"/>
+            </w:tcBorders>
           </w:tcPr>
           <w:p>
             <w:pPr>
               <w:jc w:val="center"/>
             </w:pPr>
-            <w:r/>
             <w:r>
               <w:rPr>
                 <w:rFonts w:ascii="Times New Roman" w:hAnsi="Times New Roman" w:cs="Times New Roman" w:eastAsia="Times New Roman"/>
@@ -1820,12 +2442,19 @@
         <w:tc>
           <w:tcPr>
             <w:tcW w:type="dxa" w:w="1474"/>
+            <w:tcBorders>
+              <w:top w:val="nil"/>
+              <w:bottom w:val="nil"/>
+              <w:left w:val="nil"/>
+              <w:right w:val="nil"/>
+              <w:insideH w:val="nil"/>
+              <w:insideV w:val="nil"/>
+            </w:tcBorders>
           </w:tcPr>
           <w:p>
             <w:pPr>
               <w:jc w:val="left"/>
             </w:pPr>
-            <w:r/>
             <w:r>
               <w:rPr>
                 <w:rFonts w:ascii="Times New Roman" w:hAnsi="Times New Roman" w:cs="Times New Roman" w:eastAsia="Times New Roman"/>
@@ -1840,12 +2469,19 @@
         <w:tc>
           <w:tcPr>
             <w:tcW w:type="dxa" w:w="1928"/>
+            <w:tcBorders>
+              <w:top w:val="nil"/>
+              <w:bottom w:val="nil"/>
+              <w:left w:val="nil"/>
+              <w:right w:val="nil"/>
+              <w:insideH w:val="nil"/>
+              <w:insideV w:val="nil"/>
+            </w:tcBorders>
           </w:tcPr>
           <w:p>
             <w:pPr>
               <w:jc w:val="left"/>
             </w:pPr>
-            <w:r/>
             <w:r>
               <w:rPr>
                 <w:rFonts w:ascii="Times New Roman" w:hAnsi="Times New Roman" w:cs="Times New Roman" w:eastAsia="Times New Roman"/>
@@ -1860,12 +2496,19 @@
         <w:tc>
           <w:tcPr>
             <w:tcW w:type="dxa" w:w="1928"/>
+            <w:tcBorders>
+              <w:top w:val="nil"/>
+              <w:bottom w:val="nil"/>
+              <w:left w:val="nil"/>
+              <w:right w:val="nil"/>
+              <w:insideH w:val="nil"/>
+              <w:insideV w:val="nil"/>
+            </w:tcBorders>
           </w:tcPr>
           <w:p>
             <w:pPr>
               <w:jc w:val="left"/>
             </w:pPr>
-            <w:r/>
             <w:r>
               <w:rPr>
                 <w:rFonts w:ascii="Times New Roman" w:hAnsi="Times New Roman" w:cs="Times New Roman" w:eastAsia="Times New Roman"/>
@@ -1880,12 +2523,19 @@
         <w:tc>
           <w:tcPr>
             <w:tcW w:type="dxa" w:w="1134"/>
+            <w:tcBorders>
+              <w:top w:val="nil"/>
+              <w:bottom w:val="nil"/>
+              <w:left w:val="nil"/>
+              <w:right w:val="nil"/>
+              <w:insideH w:val="nil"/>
+              <w:insideV w:val="nil"/>
+            </w:tcBorders>
           </w:tcPr>
           <w:p>
             <w:pPr>
               <w:jc w:val="center"/>
             </w:pPr>
-            <w:r/>
             <w:r>
               <w:rPr>
                 <w:rFonts w:ascii="Times New Roman" w:hAnsi="Times New Roman" w:cs="Times New Roman" w:eastAsia="Times New Roman"/>
@@ -1900,12 +2550,19 @@
         <w:tc>
           <w:tcPr>
             <w:tcW w:type="dxa" w:w="1134"/>
+            <w:tcBorders>
+              <w:top w:val="nil"/>
+              <w:bottom w:val="nil"/>
+              <w:left w:val="nil"/>
+              <w:right w:val="nil"/>
+              <w:insideH w:val="nil"/>
+              <w:insideV w:val="nil"/>
+            </w:tcBorders>
           </w:tcPr>
           <w:p>
             <w:pPr>
               <w:jc w:val="center"/>
             </w:pPr>
-            <w:r/>
             <w:r>
               <w:rPr>
                 <w:rFonts w:ascii="Times New Roman" w:hAnsi="Times New Roman" w:cs="Times New Roman" w:eastAsia="Times New Roman"/>
@@ -1920,12 +2577,19 @@
         <w:tc>
           <w:tcPr>
             <w:tcW w:type="dxa" w:w="1077"/>
+            <w:tcBorders>
+              <w:top w:val="nil"/>
+              <w:bottom w:val="nil"/>
+              <w:left w:val="nil"/>
+              <w:right w:val="nil"/>
+              <w:insideH w:val="nil"/>
+              <w:insideV w:val="nil"/>
+            </w:tcBorders>
           </w:tcPr>
           <w:p>
             <w:pPr>
               <w:jc w:val="center"/>
             </w:pPr>
-            <w:r/>
             <w:r>
               <w:rPr>
                 <w:rFonts w:ascii="Times New Roman" w:hAnsi="Times New Roman" w:cs="Times New Roman" w:eastAsia="Times New Roman"/>
@@ -1940,12 +2604,19 @@
         <w:tc>
           <w:tcPr>
             <w:tcW w:type="dxa" w:w="1077"/>
+            <w:tcBorders>
+              <w:top w:val="nil"/>
+              <w:bottom w:val="nil"/>
+              <w:left w:val="nil"/>
+              <w:right w:val="nil"/>
+              <w:insideH w:val="nil"/>
+              <w:insideV w:val="nil"/>
+            </w:tcBorders>
           </w:tcPr>
           <w:p>
             <w:pPr>
               <w:jc w:val="center"/>
             </w:pPr>
-            <w:r/>
             <w:r>
               <w:rPr>
                 <w:rFonts w:ascii="Times New Roman" w:hAnsi="Times New Roman" w:cs="Times New Roman" w:eastAsia="Times New Roman"/>
@@ -1960,12 +2631,19 @@
         <w:tc>
           <w:tcPr>
             <w:tcW w:type="dxa" w:w="1247"/>
+            <w:tcBorders>
+              <w:top w:val="nil"/>
+              <w:bottom w:val="nil"/>
+              <w:left w:val="nil"/>
+              <w:right w:val="nil"/>
+              <w:insideH w:val="nil"/>
+              <w:insideV w:val="nil"/>
+            </w:tcBorders>
           </w:tcPr>
           <w:p>
             <w:pPr>
               <w:jc w:val="center"/>
             </w:pPr>
-            <w:r/>
             <w:r>
               <w:rPr>
                 <w:rFonts w:ascii="Times New Roman" w:hAnsi="Times New Roman" w:cs="Times New Roman" w:eastAsia="Times New Roman"/>
@@ -1982,12 +2660,19 @@
         <w:tc>
           <w:tcPr>
             <w:tcW w:type="dxa" w:w="1474"/>
+            <w:tcBorders>
+              <w:top w:val="nil"/>
+              <w:bottom w:val="nil"/>
+              <w:left w:val="nil"/>
+              <w:right w:val="nil"/>
+              <w:insideH w:val="nil"/>
+              <w:insideV w:val="nil"/>
+            </w:tcBorders>
           </w:tcPr>
           <w:p>
             <w:pPr>
               <w:jc w:val="left"/>
             </w:pPr>
-            <w:r/>
             <w:r>
               <w:rPr>
                 <w:rFonts w:ascii="Times New Roman" w:hAnsi="Times New Roman" w:cs="Times New Roman" w:eastAsia="Times New Roman"/>
@@ -2002,12 +2687,19 @@
         <w:tc>
           <w:tcPr>
             <w:tcW w:type="dxa" w:w="1928"/>
+            <w:tcBorders>
+              <w:top w:val="nil"/>
+              <w:bottom w:val="nil"/>
+              <w:left w:val="nil"/>
+              <w:right w:val="nil"/>
+              <w:insideH w:val="nil"/>
+              <w:insideV w:val="nil"/>
+            </w:tcBorders>
           </w:tcPr>
           <w:p>
             <w:pPr>
               <w:jc w:val="left"/>
             </w:pPr>
-            <w:r/>
             <w:r>
               <w:rPr>
                 <w:rFonts w:ascii="Times New Roman" w:hAnsi="Times New Roman" w:cs="Times New Roman" w:eastAsia="Times New Roman"/>
@@ -2022,12 +2714,19 @@
         <w:tc>
           <w:tcPr>
             <w:tcW w:type="dxa" w:w="1928"/>
+            <w:tcBorders>
+              <w:top w:val="nil"/>
+              <w:bottom w:val="nil"/>
+              <w:left w:val="nil"/>
+              <w:right w:val="nil"/>
+              <w:insideH w:val="nil"/>
+              <w:insideV w:val="nil"/>
+            </w:tcBorders>
           </w:tcPr>
           <w:p>
             <w:pPr>
               <w:jc w:val="left"/>
             </w:pPr>
-            <w:r/>
             <w:r>
               <w:rPr>
                 <w:rFonts w:ascii="Times New Roman" w:hAnsi="Times New Roman" w:cs="Times New Roman" w:eastAsia="Times New Roman"/>
@@ -2042,12 +2741,19 @@
         <w:tc>
           <w:tcPr>
             <w:tcW w:type="dxa" w:w="1134"/>
+            <w:tcBorders>
+              <w:top w:val="nil"/>
+              <w:bottom w:val="nil"/>
+              <w:left w:val="nil"/>
+              <w:right w:val="nil"/>
+              <w:insideH w:val="nil"/>
+              <w:insideV w:val="nil"/>
+            </w:tcBorders>
           </w:tcPr>
           <w:p>
             <w:pPr>
               <w:jc w:val="center"/>
             </w:pPr>
-            <w:r/>
             <w:r>
               <w:rPr>
                 <w:rFonts w:ascii="Times New Roman" w:hAnsi="Times New Roman" w:cs="Times New Roman" w:eastAsia="Times New Roman"/>
@@ -2062,12 +2768,19 @@
         <w:tc>
           <w:tcPr>
             <w:tcW w:type="dxa" w:w="1134"/>
+            <w:tcBorders>
+              <w:top w:val="nil"/>
+              <w:bottom w:val="nil"/>
+              <w:left w:val="nil"/>
+              <w:right w:val="nil"/>
+              <w:insideH w:val="nil"/>
+              <w:insideV w:val="nil"/>
+            </w:tcBorders>
           </w:tcPr>
           <w:p>
             <w:pPr>
               <w:jc w:val="center"/>
             </w:pPr>
-            <w:r/>
             <w:r>
               <w:rPr>
                 <w:rFonts w:ascii="Times New Roman" w:hAnsi="Times New Roman" w:cs="Times New Roman" w:eastAsia="Times New Roman"/>
@@ -2082,12 +2795,19 @@
         <w:tc>
           <w:tcPr>
             <w:tcW w:type="dxa" w:w="1077"/>
+            <w:tcBorders>
+              <w:top w:val="nil"/>
+              <w:bottom w:val="nil"/>
+              <w:left w:val="nil"/>
+              <w:right w:val="nil"/>
+              <w:insideH w:val="nil"/>
+              <w:insideV w:val="nil"/>
+            </w:tcBorders>
           </w:tcPr>
           <w:p>
             <w:pPr>
               <w:jc w:val="center"/>
             </w:pPr>
-            <w:r/>
             <w:r>
               <w:rPr>
                 <w:rFonts w:ascii="Times New Roman" w:hAnsi="Times New Roman" w:cs="Times New Roman" w:eastAsia="Times New Roman"/>
@@ -2102,12 +2822,19 @@
         <w:tc>
           <w:tcPr>
             <w:tcW w:type="dxa" w:w="1077"/>
+            <w:tcBorders>
+              <w:top w:val="nil"/>
+              <w:bottom w:val="nil"/>
+              <w:left w:val="nil"/>
+              <w:right w:val="nil"/>
+              <w:insideH w:val="nil"/>
+              <w:insideV w:val="nil"/>
+            </w:tcBorders>
           </w:tcPr>
           <w:p>
             <w:pPr>
               <w:jc w:val="center"/>
             </w:pPr>
-            <w:r/>
             <w:r>
               <w:rPr>
                 <w:rFonts w:ascii="Times New Roman" w:hAnsi="Times New Roman" w:cs="Times New Roman" w:eastAsia="Times New Roman"/>
@@ -2122,12 +2849,19 @@
         <w:tc>
           <w:tcPr>
             <w:tcW w:type="dxa" w:w="1247"/>
+            <w:tcBorders>
+              <w:top w:val="nil"/>
+              <w:bottom w:val="nil"/>
+              <w:left w:val="nil"/>
+              <w:right w:val="nil"/>
+              <w:insideH w:val="nil"/>
+              <w:insideV w:val="nil"/>
+            </w:tcBorders>
           </w:tcPr>
           <w:p>
             <w:pPr>
               <w:jc w:val="center"/>
             </w:pPr>
-            <w:r/>
             <w:r>
               <w:rPr>
                 <w:rFonts w:ascii="Times New Roman" w:hAnsi="Times New Roman" w:cs="Times New Roman" w:eastAsia="Times New Roman"/>
@@ -2144,12 +2878,19 @@
         <w:tc>
           <w:tcPr>
             <w:tcW w:type="dxa" w:w="1474"/>
+            <w:tcBorders>
+              <w:top w:val="nil"/>
+              <w:bottom w:val="nil"/>
+              <w:left w:val="nil"/>
+              <w:right w:val="nil"/>
+              <w:insideH w:val="nil"/>
+              <w:insideV w:val="nil"/>
+            </w:tcBorders>
           </w:tcPr>
           <w:p>
             <w:pPr>
               <w:jc w:val="left"/>
             </w:pPr>
-            <w:r/>
             <w:r>
               <w:rPr>
                 <w:rFonts w:ascii="Times New Roman" w:hAnsi="Times New Roman" w:cs="Times New Roman" w:eastAsia="Times New Roman"/>
@@ -2164,12 +2905,19 @@
         <w:tc>
           <w:tcPr>
             <w:tcW w:type="dxa" w:w="1928"/>
+            <w:tcBorders>
+              <w:top w:val="nil"/>
+              <w:bottom w:val="nil"/>
+              <w:left w:val="nil"/>
+              <w:right w:val="nil"/>
+              <w:insideH w:val="nil"/>
+              <w:insideV w:val="nil"/>
+            </w:tcBorders>
           </w:tcPr>
           <w:p>
             <w:pPr>
               <w:jc w:val="left"/>
             </w:pPr>
-            <w:r/>
             <w:r>
               <w:rPr>
                 <w:rFonts w:ascii="Times New Roman" w:hAnsi="Times New Roman" w:cs="Times New Roman" w:eastAsia="Times New Roman"/>
@@ -2184,12 +2932,19 @@
         <w:tc>
           <w:tcPr>
             <w:tcW w:type="dxa" w:w="1928"/>
+            <w:tcBorders>
+              <w:top w:val="nil"/>
+              <w:bottom w:val="nil"/>
+              <w:left w:val="nil"/>
+              <w:right w:val="nil"/>
+              <w:insideH w:val="nil"/>
+              <w:insideV w:val="nil"/>
+            </w:tcBorders>
           </w:tcPr>
           <w:p>
             <w:pPr>
               <w:jc w:val="left"/>
             </w:pPr>
-            <w:r/>
             <w:r>
               <w:rPr>
                 <w:rFonts w:ascii="Times New Roman" w:hAnsi="Times New Roman" w:cs="Times New Roman" w:eastAsia="Times New Roman"/>
@@ -2204,12 +2959,19 @@
         <w:tc>
           <w:tcPr>
             <w:tcW w:type="dxa" w:w="1134"/>
+            <w:tcBorders>
+              <w:top w:val="nil"/>
+              <w:bottom w:val="nil"/>
+              <w:left w:val="nil"/>
+              <w:right w:val="nil"/>
+              <w:insideH w:val="nil"/>
+              <w:insideV w:val="nil"/>
+            </w:tcBorders>
           </w:tcPr>
           <w:p>
             <w:pPr>
               <w:jc w:val="center"/>
             </w:pPr>
-            <w:r/>
             <w:r>
               <w:rPr>
                 <w:rFonts w:ascii="Times New Roman" w:hAnsi="Times New Roman" w:cs="Times New Roman" w:eastAsia="Times New Roman"/>
@@ -2224,12 +2986,19 @@
         <w:tc>
           <w:tcPr>
             <w:tcW w:type="dxa" w:w="1134"/>
+            <w:tcBorders>
+              <w:top w:val="nil"/>
+              <w:bottom w:val="nil"/>
+              <w:left w:val="nil"/>
+              <w:right w:val="nil"/>
+              <w:insideH w:val="nil"/>
+              <w:insideV w:val="nil"/>
+            </w:tcBorders>
           </w:tcPr>
           <w:p>
             <w:pPr>
               <w:jc w:val="center"/>
             </w:pPr>
-            <w:r/>
             <w:r>
               <w:rPr>
                 <w:rFonts w:ascii="Times New Roman" w:hAnsi="Times New Roman" w:cs="Times New Roman" w:eastAsia="Times New Roman"/>
@@ -2244,12 +3013,19 @@
         <w:tc>
           <w:tcPr>
             <w:tcW w:type="dxa" w:w="1077"/>
+            <w:tcBorders>
+              <w:top w:val="nil"/>
+              <w:bottom w:val="nil"/>
+              <w:left w:val="nil"/>
+              <w:right w:val="nil"/>
+              <w:insideH w:val="nil"/>
+              <w:insideV w:val="nil"/>
+            </w:tcBorders>
           </w:tcPr>
           <w:p>
             <w:pPr>
               <w:jc w:val="center"/>
             </w:pPr>
-            <w:r/>
             <w:r>
               <w:rPr>
                 <w:rFonts w:ascii="Times New Roman" w:hAnsi="Times New Roman" w:cs="Times New Roman" w:eastAsia="Times New Roman"/>
@@ -2264,12 +3040,19 @@
         <w:tc>
           <w:tcPr>
             <w:tcW w:type="dxa" w:w="1077"/>
+            <w:tcBorders>
+              <w:top w:val="nil"/>
+              <w:bottom w:val="nil"/>
+              <w:left w:val="nil"/>
+              <w:right w:val="nil"/>
+              <w:insideH w:val="nil"/>
+              <w:insideV w:val="nil"/>
+            </w:tcBorders>
           </w:tcPr>
           <w:p>
             <w:pPr>
               <w:jc w:val="center"/>
             </w:pPr>
-            <w:r/>
             <w:r>
               <w:rPr>
                 <w:rFonts w:ascii="Times New Roman" w:hAnsi="Times New Roman" w:cs="Times New Roman" w:eastAsia="Times New Roman"/>
@@ -2284,12 +3067,19 @@
         <w:tc>
           <w:tcPr>
             <w:tcW w:type="dxa" w:w="1247"/>
+            <w:tcBorders>
+              <w:top w:val="nil"/>
+              <w:bottom w:val="nil"/>
+              <w:left w:val="nil"/>
+              <w:right w:val="nil"/>
+              <w:insideH w:val="nil"/>
+              <w:insideV w:val="nil"/>
+            </w:tcBorders>
           </w:tcPr>
           <w:p>
             <w:pPr>
               <w:jc w:val="center"/>
             </w:pPr>
-            <w:r/>
             <w:r>
               <w:rPr>
                 <w:rFonts w:ascii="Times New Roman" w:hAnsi="Times New Roman" w:cs="Times New Roman" w:eastAsia="Times New Roman"/>
@@ -2306,12 +3096,19 @@
         <w:tc>
           <w:tcPr>
             <w:tcW w:type="dxa" w:w="1474"/>
+            <w:tcBorders>
+              <w:top w:val="nil"/>
+              <w:bottom w:val="nil"/>
+              <w:left w:val="nil"/>
+              <w:right w:val="nil"/>
+              <w:insideH w:val="nil"/>
+              <w:insideV w:val="nil"/>
+            </w:tcBorders>
           </w:tcPr>
           <w:p>
             <w:pPr>
               <w:jc w:val="left"/>
             </w:pPr>
-            <w:r/>
             <w:r>
               <w:rPr>
                 <w:rFonts w:ascii="Times New Roman" w:hAnsi="Times New Roman" w:cs="Times New Roman" w:eastAsia="Times New Roman"/>
@@ -2326,12 +3123,19 @@
         <w:tc>
           <w:tcPr>
             <w:tcW w:type="dxa" w:w="1928"/>
+            <w:tcBorders>
+              <w:top w:val="nil"/>
+              <w:bottom w:val="nil"/>
+              <w:left w:val="nil"/>
+              <w:right w:val="nil"/>
+              <w:insideH w:val="nil"/>
+              <w:insideV w:val="nil"/>
+            </w:tcBorders>
           </w:tcPr>
           <w:p>
             <w:pPr>
               <w:jc w:val="left"/>
             </w:pPr>
-            <w:r/>
             <w:r>
               <w:rPr>
                 <w:rFonts w:ascii="Times New Roman" w:hAnsi="Times New Roman" w:cs="Times New Roman" w:eastAsia="Times New Roman"/>
@@ -2346,12 +3150,19 @@
         <w:tc>
           <w:tcPr>
             <w:tcW w:type="dxa" w:w="1928"/>
+            <w:tcBorders>
+              <w:top w:val="nil"/>
+              <w:bottom w:val="nil"/>
+              <w:left w:val="nil"/>
+              <w:right w:val="nil"/>
+              <w:insideH w:val="nil"/>
+              <w:insideV w:val="nil"/>
+            </w:tcBorders>
           </w:tcPr>
           <w:p>
             <w:pPr>
               <w:jc w:val="left"/>
             </w:pPr>
-            <w:r/>
             <w:r>
               <w:rPr>
                 <w:rFonts w:ascii="Times New Roman" w:hAnsi="Times New Roman" w:cs="Times New Roman" w:eastAsia="Times New Roman"/>
@@ -2366,12 +3177,19 @@
         <w:tc>
           <w:tcPr>
             <w:tcW w:type="dxa" w:w="1134"/>
+            <w:tcBorders>
+              <w:top w:val="nil"/>
+              <w:bottom w:val="nil"/>
+              <w:left w:val="nil"/>
+              <w:right w:val="nil"/>
+              <w:insideH w:val="nil"/>
+              <w:insideV w:val="nil"/>
+            </w:tcBorders>
           </w:tcPr>
           <w:p>
             <w:pPr>
               <w:jc w:val="center"/>
             </w:pPr>
-            <w:r/>
             <w:r>
               <w:rPr>
                 <w:rFonts w:ascii="Times New Roman" w:hAnsi="Times New Roman" w:cs="Times New Roman" w:eastAsia="Times New Roman"/>
@@ -2386,12 +3204,19 @@
         <w:tc>
           <w:tcPr>
             <w:tcW w:type="dxa" w:w="1134"/>
+            <w:tcBorders>
+              <w:top w:val="nil"/>
+              <w:bottom w:val="nil"/>
+              <w:left w:val="nil"/>
+              <w:right w:val="nil"/>
+              <w:insideH w:val="nil"/>
+              <w:insideV w:val="nil"/>
+            </w:tcBorders>
           </w:tcPr>
           <w:p>
             <w:pPr>
               <w:jc w:val="center"/>
             </w:pPr>
-            <w:r/>
             <w:r>
               <w:rPr>
                 <w:rFonts w:ascii="Times New Roman" w:hAnsi="Times New Roman" w:cs="Times New Roman" w:eastAsia="Times New Roman"/>
@@ -2406,12 +3231,19 @@
         <w:tc>
           <w:tcPr>
             <w:tcW w:type="dxa" w:w="1077"/>
+            <w:tcBorders>
+              <w:top w:val="nil"/>
+              <w:bottom w:val="nil"/>
+              <w:left w:val="nil"/>
+              <w:right w:val="nil"/>
+              <w:insideH w:val="nil"/>
+              <w:insideV w:val="nil"/>
+            </w:tcBorders>
           </w:tcPr>
           <w:p>
             <w:pPr>
               <w:jc w:val="center"/>
             </w:pPr>
-            <w:r/>
             <w:r>
               <w:rPr>
                 <w:rFonts w:ascii="Times New Roman" w:hAnsi="Times New Roman" w:cs="Times New Roman" w:eastAsia="Times New Roman"/>
@@ -2426,12 +3258,19 @@
         <w:tc>
           <w:tcPr>
             <w:tcW w:type="dxa" w:w="1077"/>
+            <w:tcBorders>
+              <w:top w:val="nil"/>
+              <w:bottom w:val="nil"/>
+              <w:left w:val="nil"/>
+              <w:right w:val="nil"/>
+              <w:insideH w:val="nil"/>
+              <w:insideV w:val="nil"/>
+            </w:tcBorders>
           </w:tcPr>
           <w:p>
             <w:pPr>
               <w:jc w:val="center"/>
             </w:pPr>
-            <w:r/>
             <w:r>
               <w:rPr>
                 <w:rFonts w:ascii="Times New Roman" w:hAnsi="Times New Roman" w:cs="Times New Roman" w:eastAsia="Times New Roman"/>
@@ -2446,12 +3285,19 @@
         <w:tc>
           <w:tcPr>
             <w:tcW w:type="dxa" w:w="1247"/>
+            <w:tcBorders>
+              <w:top w:val="nil"/>
+              <w:bottom w:val="nil"/>
+              <w:left w:val="nil"/>
+              <w:right w:val="nil"/>
+              <w:insideH w:val="nil"/>
+              <w:insideV w:val="nil"/>
+            </w:tcBorders>
           </w:tcPr>
           <w:p>
             <w:pPr>
               <w:jc w:val="center"/>
             </w:pPr>
-            <w:r/>
             <w:r>
               <w:rPr>
                 <w:rFonts w:ascii="Times New Roman" w:hAnsi="Times New Roman" w:cs="Times New Roman" w:eastAsia="Times New Roman"/>
@@ -2468,12 +3314,19 @@
         <w:tc>
           <w:tcPr>
             <w:tcW w:type="dxa" w:w="1474"/>
+            <w:tcBorders>
+              <w:top w:val="nil"/>
+              <w:bottom w:val="nil"/>
+              <w:left w:val="nil"/>
+              <w:right w:val="nil"/>
+              <w:insideH w:val="nil"/>
+              <w:insideV w:val="nil"/>
+            </w:tcBorders>
           </w:tcPr>
           <w:p>
             <w:pPr>
               <w:jc w:val="left"/>
             </w:pPr>
-            <w:r/>
             <w:r>
               <w:rPr>
                 <w:rFonts w:ascii="Times New Roman" w:hAnsi="Times New Roman" w:cs="Times New Roman" w:eastAsia="Times New Roman"/>
@@ -2488,12 +3341,19 @@
         <w:tc>
           <w:tcPr>
             <w:tcW w:type="dxa" w:w="1928"/>
+            <w:tcBorders>
+              <w:top w:val="nil"/>
+              <w:bottom w:val="nil"/>
+              <w:left w:val="nil"/>
+              <w:right w:val="nil"/>
+              <w:insideH w:val="nil"/>
+              <w:insideV w:val="nil"/>
+            </w:tcBorders>
           </w:tcPr>
           <w:p>
             <w:pPr>
               <w:jc w:val="left"/>
             </w:pPr>
-            <w:r/>
             <w:r>
               <w:rPr>
                 <w:rFonts w:ascii="Times New Roman" w:hAnsi="Times New Roman" w:cs="Times New Roman" w:eastAsia="Times New Roman"/>
@@ -2508,12 +3368,19 @@
         <w:tc>
           <w:tcPr>
             <w:tcW w:type="dxa" w:w="1928"/>
+            <w:tcBorders>
+              <w:top w:val="nil"/>
+              <w:bottom w:val="nil"/>
+              <w:left w:val="nil"/>
+              <w:right w:val="nil"/>
+              <w:insideH w:val="nil"/>
+              <w:insideV w:val="nil"/>
+            </w:tcBorders>
           </w:tcPr>
           <w:p>
             <w:pPr>
               <w:jc w:val="left"/>
             </w:pPr>
-            <w:r/>
             <w:r>
               <w:rPr>
                 <w:rFonts w:ascii="Times New Roman" w:hAnsi="Times New Roman" w:cs="Times New Roman" w:eastAsia="Times New Roman"/>
@@ -2528,12 +3395,19 @@
         <w:tc>
           <w:tcPr>
             <w:tcW w:type="dxa" w:w="1134"/>
+            <w:tcBorders>
+              <w:top w:val="nil"/>
+              <w:bottom w:val="nil"/>
+              <w:left w:val="nil"/>
+              <w:right w:val="nil"/>
+              <w:insideH w:val="nil"/>
+              <w:insideV w:val="nil"/>
+            </w:tcBorders>
           </w:tcPr>
           <w:p>
             <w:pPr>
               <w:jc w:val="center"/>
             </w:pPr>
-            <w:r/>
             <w:r>
               <w:rPr>
                 <w:rFonts w:ascii="Times New Roman" w:hAnsi="Times New Roman" w:cs="Times New Roman" w:eastAsia="Times New Roman"/>
@@ -2548,12 +3422,19 @@
         <w:tc>
           <w:tcPr>
             <w:tcW w:type="dxa" w:w="1134"/>
+            <w:tcBorders>
+              <w:top w:val="nil"/>
+              <w:bottom w:val="nil"/>
+              <w:left w:val="nil"/>
+              <w:right w:val="nil"/>
+              <w:insideH w:val="nil"/>
+              <w:insideV w:val="nil"/>
+            </w:tcBorders>
           </w:tcPr>
           <w:p>
             <w:pPr>
               <w:jc w:val="center"/>
             </w:pPr>
-            <w:r/>
             <w:r>
               <w:rPr>
                 <w:rFonts w:ascii="Times New Roman" w:hAnsi="Times New Roman" w:cs="Times New Roman" w:eastAsia="Times New Roman"/>
@@ -2568,12 +3449,19 @@
         <w:tc>
           <w:tcPr>
             <w:tcW w:type="dxa" w:w="1077"/>
+            <w:tcBorders>
+              <w:top w:val="nil"/>
+              <w:bottom w:val="nil"/>
+              <w:left w:val="nil"/>
+              <w:right w:val="nil"/>
+              <w:insideH w:val="nil"/>
+              <w:insideV w:val="nil"/>
+            </w:tcBorders>
           </w:tcPr>
           <w:p>
             <w:pPr>
               <w:jc w:val="center"/>
             </w:pPr>
-            <w:r/>
             <w:r>
               <w:rPr>
                 <w:rFonts w:ascii="Times New Roman" w:hAnsi="Times New Roman" w:cs="Times New Roman" w:eastAsia="Times New Roman"/>
@@ -2588,12 +3476,19 @@
         <w:tc>
           <w:tcPr>
             <w:tcW w:type="dxa" w:w="1077"/>
+            <w:tcBorders>
+              <w:top w:val="nil"/>
+              <w:bottom w:val="nil"/>
+              <w:left w:val="nil"/>
+              <w:right w:val="nil"/>
+              <w:insideH w:val="nil"/>
+              <w:insideV w:val="nil"/>
+            </w:tcBorders>
           </w:tcPr>
           <w:p>
             <w:pPr>
               <w:jc w:val="center"/>
             </w:pPr>
-            <w:r/>
             <w:r>
               <w:rPr>
                 <w:rFonts w:ascii="Times New Roman" w:hAnsi="Times New Roman" w:cs="Times New Roman" w:eastAsia="Times New Roman"/>
@@ -2608,12 +3503,19 @@
         <w:tc>
           <w:tcPr>
             <w:tcW w:type="dxa" w:w="1247"/>
+            <w:tcBorders>
+              <w:top w:val="nil"/>
+              <w:bottom w:val="nil"/>
+              <w:left w:val="nil"/>
+              <w:right w:val="nil"/>
+              <w:insideH w:val="nil"/>
+              <w:insideV w:val="nil"/>
+            </w:tcBorders>
           </w:tcPr>
           <w:p>
             <w:pPr>
               <w:jc w:val="center"/>
             </w:pPr>
-            <w:r/>
             <w:r>
               <w:rPr>
                 <w:rFonts w:ascii="Times New Roman" w:hAnsi="Times New Roman" w:cs="Times New Roman" w:eastAsia="Times New Roman"/>
@@ -2630,12 +3532,19 @@
         <w:tc>
           <w:tcPr>
             <w:tcW w:type="dxa" w:w="1474"/>
+            <w:tcBorders>
+              <w:top w:val="nil"/>
+              <w:bottom w:val="nil"/>
+              <w:left w:val="nil"/>
+              <w:right w:val="nil"/>
+              <w:insideH w:val="nil"/>
+              <w:insideV w:val="nil"/>
+            </w:tcBorders>
           </w:tcPr>
           <w:p>
             <w:pPr>
               <w:jc w:val="left"/>
             </w:pPr>
-            <w:r/>
             <w:r>
               <w:rPr>
                 <w:rFonts w:ascii="Times New Roman" w:hAnsi="Times New Roman" w:cs="Times New Roman" w:eastAsia="Times New Roman"/>
@@ -2650,12 +3559,19 @@
         <w:tc>
           <w:tcPr>
             <w:tcW w:type="dxa" w:w="1928"/>
+            <w:tcBorders>
+              <w:top w:val="nil"/>
+              <w:bottom w:val="nil"/>
+              <w:left w:val="nil"/>
+              <w:right w:val="nil"/>
+              <w:insideH w:val="nil"/>
+              <w:insideV w:val="nil"/>
+            </w:tcBorders>
           </w:tcPr>
           <w:p>
             <w:pPr>
               <w:jc w:val="left"/>
             </w:pPr>
-            <w:r/>
             <w:r>
               <w:rPr>
                 <w:rFonts w:ascii="Times New Roman" w:hAnsi="Times New Roman" w:cs="Times New Roman" w:eastAsia="Times New Roman"/>
@@ -2670,12 +3586,19 @@
         <w:tc>
           <w:tcPr>
             <w:tcW w:type="dxa" w:w="1928"/>
+            <w:tcBorders>
+              <w:top w:val="nil"/>
+              <w:bottom w:val="nil"/>
+              <w:left w:val="nil"/>
+              <w:right w:val="nil"/>
+              <w:insideH w:val="nil"/>
+              <w:insideV w:val="nil"/>
+            </w:tcBorders>
           </w:tcPr>
           <w:p>
             <w:pPr>
               <w:jc w:val="left"/>
             </w:pPr>
-            <w:r/>
             <w:r>
               <w:rPr>
                 <w:rFonts w:ascii="Times New Roman" w:hAnsi="Times New Roman" w:cs="Times New Roman" w:eastAsia="Times New Roman"/>
@@ -2690,12 +3613,19 @@
         <w:tc>
           <w:tcPr>
             <w:tcW w:type="dxa" w:w="1134"/>
+            <w:tcBorders>
+              <w:top w:val="nil"/>
+              <w:bottom w:val="nil"/>
+              <w:left w:val="nil"/>
+              <w:right w:val="nil"/>
+              <w:insideH w:val="nil"/>
+              <w:insideV w:val="nil"/>
+            </w:tcBorders>
           </w:tcPr>
           <w:p>
             <w:pPr>
               <w:jc w:val="center"/>
             </w:pPr>
-            <w:r/>
             <w:r>
               <w:rPr>
                 <w:rFonts w:ascii="Times New Roman" w:hAnsi="Times New Roman" w:cs="Times New Roman" w:eastAsia="Times New Roman"/>
@@ -2710,12 +3640,19 @@
         <w:tc>
           <w:tcPr>
             <w:tcW w:type="dxa" w:w="1134"/>
+            <w:tcBorders>
+              <w:top w:val="nil"/>
+              <w:bottom w:val="nil"/>
+              <w:left w:val="nil"/>
+              <w:right w:val="nil"/>
+              <w:insideH w:val="nil"/>
+              <w:insideV w:val="nil"/>
+            </w:tcBorders>
           </w:tcPr>
           <w:p>
             <w:pPr>
               <w:jc w:val="center"/>
             </w:pPr>
-            <w:r/>
             <w:r>
               <w:rPr>
                 <w:rFonts w:ascii="Times New Roman" w:hAnsi="Times New Roman" w:cs="Times New Roman" w:eastAsia="Times New Roman"/>
@@ -2730,12 +3667,19 @@
         <w:tc>
           <w:tcPr>
             <w:tcW w:type="dxa" w:w="1077"/>
+            <w:tcBorders>
+              <w:top w:val="nil"/>
+              <w:bottom w:val="nil"/>
+              <w:left w:val="nil"/>
+              <w:right w:val="nil"/>
+              <w:insideH w:val="nil"/>
+              <w:insideV w:val="nil"/>
+            </w:tcBorders>
           </w:tcPr>
           <w:p>
             <w:pPr>
               <w:jc w:val="center"/>
             </w:pPr>
-            <w:r/>
             <w:r>
               <w:rPr>
                 <w:rFonts w:ascii="Times New Roman" w:hAnsi="Times New Roman" w:cs="Times New Roman" w:eastAsia="Times New Roman"/>
@@ -2750,12 +3694,19 @@
         <w:tc>
           <w:tcPr>
             <w:tcW w:type="dxa" w:w="1077"/>
+            <w:tcBorders>
+              <w:top w:val="nil"/>
+              <w:bottom w:val="nil"/>
+              <w:left w:val="nil"/>
+              <w:right w:val="nil"/>
+              <w:insideH w:val="nil"/>
+              <w:insideV w:val="nil"/>
+            </w:tcBorders>
           </w:tcPr>
           <w:p>
             <w:pPr>
               <w:jc w:val="center"/>
             </w:pPr>
-            <w:r/>
             <w:r>
               <w:rPr>
                 <w:rFonts w:ascii="Times New Roman" w:hAnsi="Times New Roman" w:cs="Times New Roman" w:eastAsia="Times New Roman"/>
@@ -2770,12 +3721,19 @@
         <w:tc>
           <w:tcPr>
             <w:tcW w:type="dxa" w:w="1247"/>
+            <w:tcBorders>
+              <w:top w:val="nil"/>
+              <w:bottom w:val="nil"/>
+              <w:left w:val="nil"/>
+              <w:right w:val="nil"/>
+              <w:insideH w:val="nil"/>
+              <w:insideV w:val="nil"/>
+            </w:tcBorders>
           </w:tcPr>
           <w:p>
             <w:pPr>
               <w:jc w:val="center"/>
             </w:pPr>
-            <w:r/>
             <w:r>
               <w:rPr>
                 <w:rFonts w:ascii="Times New Roman" w:hAnsi="Times New Roman" w:cs="Times New Roman" w:eastAsia="Times New Roman"/>
@@ -2792,12 +3750,19 @@
         <w:tc>
           <w:tcPr>
             <w:tcW w:type="dxa" w:w="1474"/>
+            <w:tcBorders>
+              <w:top w:val="nil"/>
+              <w:bottom w:val="nil"/>
+              <w:left w:val="nil"/>
+              <w:right w:val="nil"/>
+              <w:insideH w:val="nil"/>
+              <w:insideV w:val="nil"/>
+            </w:tcBorders>
           </w:tcPr>
           <w:p>
             <w:pPr>
               <w:jc w:val="left"/>
             </w:pPr>
-            <w:r/>
             <w:r>
               <w:rPr>
                 <w:rFonts w:ascii="Times New Roman" w:hAnsi="Times New Roman" w:cs="Times New Roman" w:eastAsia="Times New Roman"/>
@@ -2812,12 +3777,19 @@
         <w:tc>
           <w:tcPr>
             <w:tcW w:type="dxa" w:w="1928"/>
+            <w:tcBorders>
+              <w:top w:val="nil"/>
+              <w:bottom w:val="nil"/>
+              <w:left w:val="nil"/>
+              <w:right w:val="nil"/>
+              <w:insideH w:val="nil"/>
+              <w:insideV w:val="nil"/>
+            </w:tcBorders>
           </w:tcPr>
           <w:p>
             <w:pPr>
               <w:jc w:val="left"/>
             </w:pPr>
-            <w:r/>
             <w:r>
               <w:rPr>
                 <w:rFonts w:ascii="Times New Roman" w:hAnsi="Times New Roman" w:cs="Times New Roman" w:eastAsia="Times New Roman"/>
@@ -2832,12 +3804,19 @@
         <w:tc>
           <w:tcPr>
             <w:tcW w:type="dxa" w:w="1928"/>
+            <w:tcBorders>
+              <w:top w:val="nil"/>
+              <w:bottom w:val="nil"/>
+              <w:left w:val="nil"/>
+              <w:right w:val="nil"/>
+              <w:insideH w:val="nil"/>
+              <w:insideV w:val="nil"/>
+            </w:tcBorders>
           </w:tcPr>
           <w:p>
             <w:pPr>
               <w:jc w:val="left"/>
             </w:pPr>
-            <w:r/>
             <w:r>
               <w:rPr>
                 <w:rFonts w:ascii="Times New Roman" w:hAnsi="Times New Roman" w:cs="Times New Roman" w:eastAsia="Times New Roman"/>
@@ -2852,12 +3831,19 @@
         <w:tc>
           <w:tcPr>
             <w:tcW w:type="dxa" w:w="1134"/>
+            <w:tcBorders>
+              <w:top w:val="nil"/>
+              <w:bottom w:val="nil"/>
+              <w:left w:val="nil"/>
+              <w:right w:val="nil"/>
+              <w:insideH w:val="nil"/>
+              <w:insideV w:val="nil"/>
+            </w:tcBorders>
           </w:tcPr>
           <w:p>
             <w:pPr>
               <w:jc w:val="center"/>
             </w:pPr>
-            <w:r/>
             <w:r>
               <w:rPr>
                 <w:rFonts w:ascii="Times New Roman" w:hAnsi="Times New Roman" w:cs="Times New Roman" w:eastAsia="Times New Roman"/>
@@ -2872,12 +3858,19 @@
         <w:tc>
           <w:tcPr>
             <w:tcW w:type="dxa" w:w="1134"/>
+            <w:tcBorders>
+              <w:top w:val="nil"/>
+              <w:bottom w:val="nil"/>
+              <w:left w:val="nil"/>
+              <w:right w:val="nil"/>
+              <w:insideH w:val="nil"/>
+              <w:insideV w:val="nil"/>
+            </w:tcBorders>
           </w:tcPr>
           <w:p>
             <w:pPr>
               <w:jc w:val="center"/>
             </w:pPr>
-            <w:r/>
             <w:r>
               <w:rPr>
                 <w:rFonts w:ascii="Times New Roman" w:hAnsi="Times New Roman" w:cs="Times New Roman" w:eastAsia="Times New Roman"/>
@@ -2892,12 +3885,19 @@
         <w:tc>
           <w:tcPr>
             <w:tcW w:type="dxa" w:w="1077"/>
+            <w:tcBorders>
+              <w:top w:val="nil"/>
+              <w:bottom w:val="nil"/>
+              <w:left w:val="nil"/>
+              <w:right w:val="nil"/>
+              <w:insideH w:val="nil"/>
+              <w:insideV w:val="nil"/>
+            </w:tcBorders>
           </w:tcPr>
           <w:p>
             <w:pPr>
               <w:jc w:val="center"/>
             </w:pPr>
-            <w:r/>
             <w:r>
               <w:rPr>
                 <w:rFonts w:ascii="Times New Roman" w:hAnsi="Times New Roman" w:cs="Times New Roman" w:eastAsia="Times New Roman"/>
@@ -2912,12 +3912,19 @@
         <w:tc>
           <w:tcPr>
             <w:tcW w:type="dxa" w:w="1077"/>
+            <w:tcBorders>
+              <w:top w:val="nil"/>
+              <w:bottom w:val="nil"/>
+              <w:left w:val="nil"/>
+              <w:right w:val="nil"/>
+              <w:insideH w:val="nil"/>
+              <w:insideV w:val="nil"/>
+            </w:tcBorders>
           </w:tcPr>
           <w:p>
             <w:pPr>
               <w:jc w:val="center"/>
             </w:pPr>
-            <w:r/>
             <w:r>
               <w:rPr>
                 <w:rFonts w:ascii="Times New Roman" w:hAnsi="Times New Roman" w:cs="Times New Roman" w:eastAsia="Times New Roman"/>
@@ -2932,12 +3939,19 @@
         <w:tc>
           <w:tcPr>
             <w:tcW w:type="dxa" w:w="1247"/>
+            <w:tcBorders>
+              <w:top w:val="nil"/>
+              <w:bottom w:val="nil"/>
+              <w:left w:val="nil"/>
+              <w:right w:val="nil"/>
+              <w:insideH w:val="nil"/>
+              <w:insideV w:val="nil"/>
+            </w:tcBorders>
           </w:tcPr>
           <w:p>
             <w:pPr>
               <w:jc w:val="center"/>
             </w:pPr>
-            <w:r/>
             <w:r>
               <w:rPr>
                 <w:rFonts w:ascii="Times New Roman" w:hAnsi="Times New Roman" w:cs="Times New Roman" w:eastAsia="Times New Roman"/>
@@ -2954,12 +3968,19 @@
         <w:tc>
           <w:tcPr>
             <w:tcW w:type="dxa" w:w="1474"/>
+            <w:tcBorders>
+              <w:top w:val="nil"/>
+              <w:bottom w:val="nil"/>
+              <w:left w:val="nil"/>
+              <w:right w:val="nil"/>
+              <w:insideH w:val="nil"/>
+              <w:insideV w:val="nil"/>
+            </w:tcBorders>
           </w:tcPr>
           <w:p>
             <w:pPr>
               <w:jc w:val="left"/>
             </w:pPr>
-            <w:r/>
             <w:r>
               <w:rPr>
                 <w:rFonts w:ascii="Times New Roman" w:hAnsi="Times New Roman" w:cs="Times New Roman" w:eastAsia="Times New Roman"/>
@@ -2974,12 +3995,19 @@
         <w:tc>
           <w:tcPr>
             <w:tcW w:type="dxa" w:w="1928"/>
+            <w:tcBorders>
+              <w:top w:val="nil"/>
+              <w:bottom w:val="nil"/>
+              <w:left w:val="nil"/>
+              <w:right w:val="nil"/>
+              <w:insideH w:val="nil"/>
+              <w:insideV w:val="nil"/>
+            </w:tcBorders>
           </w:tcPr>
           <w:p>
             <w:pPr>
               <w:jc w:val="left"/>
             </w:pPr>
-            <w:r/>
             <w:r>
               <w:rPr>
                 <w:rFonts w:ascii="Times New Roman" w:hAnsi="Times New Roman" w:cs="Times New Roman" w:eastAsia="Times New Roman"/>
@@ -2994,12 +4022,19 @@
         <w:tc>
           <w:tcPr>
             <w:tcW w:type="dxa" w:w="1928"/>
+            <w:tcBorders>
+              <w:top w:val="nil"/>
+              <w:bottom w:val="nil"/>
+              <w:left w:val="nil"/>
+              <w:right w:val="nil"/>
+              <w:insideH w:val="nil"/>
+              <w:insideV w:val="nil"/>
+            </w:tcBorders>
           </w:tcPr>
           <w:p>
             <w:pPr>
               <w:jc w:val="left"/>
             </w:pPr>
-            <w:r/>
             <w:r>
               <w:rPr>
                 <w:rFonts w:ascii="Times New Roman" w:hAnsi="Times New Roman" w:cs="Times New Roman" w:eastAsia="Times New Roman"/>
@@ -3014,12 +4049,19 @@
         <w:tc>
           <w:tcPr>
             <w:tcW w:type="dxa" w:w="1134"/>
+            <w:tcBorders>
+              <w:top w:val="nil"/>
+              <w:bottom w:val="nil"/>
+              <w:left w:val="nil"/>
+              <w:right w:val="nil"/>
+              <w:insideH w:val="nil"/>
+              <w:insideV w:val="nil"/>
+            </w:tcBorders>
           </w:tcPr>
           <w:p>
             <w:pPr>
               <w:jc w:val="center"/>
             </w:pPr>
-            <w:r/>
             <w:r>
               <w:rPr>
                 <w:rFonts w:ascii="Times New Roman" w:hAnsi="Times New Roman" w:cs="Times New Roman" w:eastAsia="Times New Roman"/>
@@ -3034,12 +4076,19 @@
         <w:tc>
           <w:tcPr>
             <w:tcW w:type="dxa" w:w="1134"/>
+            <w:tcBorders>
+              <w:top w:val="nil"/>
+              <w:bottom w:val="nil"/>
+              <w:left w:val="nil"/>
+              <w:right w:val="nil"/>
+              <w:insideH w:val="nil"/>
+              <w:insideV w:val="nil"/>
+            </w:tcBorders>
           </w:tcPr>
           <w:p>
             <w:pPr>
               <w:jc w:val="center"/>
             </w:pPr>
-            <w:r/>
             <w:r>
               <w:rPr>
                 <w:rFonts w:ascii="Times New Roman" w:hAnsi="Times New Roman" w:cs="Times New Roman" w:eastAsia="Times New Roman"/>
@@ -3054,12 +4103,19 @@
         <w:tc>
           <w:tcPr>
             <w:tcW w:type="dxa" w:w="1077"/>
+            <w:tcBorders>
+              <w:top w:val="nil"/>
+              <w:bottom w:val="nil"/>
+              <w:left w:val="nil"/>
+              <w:right w:val="nil"/>
+              <w:insideH w:val="nil"/>
+              <w:insideV w:val="nil"/>
+            </w:tcBorders>
           </w:tcPr>
           <w:p>
             <w:pPr>
               <w:jc w:val="center"/>
             </w:pPr>
-            <w:r/>
             <w:r>
               <w:rPr>
                 <w:rFonts w:ascii="Times New Roman" w:hAnsi="Times New Roman" w:cs="Times New Roman" w:eastAsia="Times New Roman"/>
@@ -3074,12 +4130,19 @@
         <w:tc>
           <w:tcPr>
             <w:tcW w:type="dxa" w:w="1077"/>
+            <w:tcBorders>
+              <w:top w:val="nil"/>
+              <w:bottom w:val="nil"/>
+              <w:left w:val="nil"/>
+              <w:right w:val="nil"/>
+              <w:insideH w:val="nil"/>
+              <w:insideV w:val="nil"/>
+            </w:tcBorders>
           </w:tcPr>
           <w:p>
             <w:pPr>
               <w:jc w:val="center"/>
             </w:pPr>
-            <w:r/>
             <w:r>
               <w:rPr>
                 <w:rFonts w:ascii="Times New Roman" w:hAnsi="Times New Roman" w:cs="Times New Roman" w:eastAsia="Times New Roman"/>
@@ -3094,12 +4157,19 @@
         <w:tc>
           <w:tcPr>
             <w:tcW w:type="dxa" w:w="1247"/>
+            <w:tcBorders>
+              <w:top w:val="nil"/>
+              <w:bottom w:val="nil"/>
+              <w:left w:val="nil"/>
+              <w:right w:val="nil"/>
+              <w:insideH w:val="nil"/>
+              <w:insideV w:val="nil"/>
+            </w:tcBorders>
           </w:tcPr>
           <w:p>
             <w:pPr>
               <w:jc w:val="center"/>
             </w:pPr>
-            <w:r/>
             <w:r>
               <w:rPr>
                 <w:rFonts w:ascii="Times New Roman" w:hAnsi="Times New Roman" w:cs="Times New Roman" w:eastAsia="Times New Roman"/>
@@ -3116,12 +4186,19 @@
         <w:tc>
           <w:tcPr>
             <w:tcW w:type="dxa" w:w="1474"/>
+            <w:tcBorders>
+              <w:top w:val="nil"/>
+              <w:bottom w:val="nil"/>
+              <w:left w:val="nil"/>
+              <w:right w:val="nil"/>
+              <w:insideH w:val="nil"/>
+              <w:insideV w:val="nil"/>
+            </w:tcBorders>
           </w:tcPr>
           <w:p>
             <w:pPr>
               <w:jc w:val="left"/>
             </w:pPr>
-            <w:r/>
             <w:r>
               <w:rPr>
                 <w:rFonts w:ascii="Times New Roman" w:hAnsi="Times New Roman" w:cs="Times New Roman" w:eastAsia="Times New Roman"/>
@@ -3136,12 +4213,19 @@
         <w:tc>
           <w:tcPr>
             <w:tcW w:type="dxa" w:w="1928"/>
+            <w:tcBorders>
+              <w:top w:val="nil"/>
+              <w:bottom w:val="nil"/>
+              <w:left w:val="nil"/>
+              <w:right w:val="nil"/>
+              <w:insideH w:val="nil"/>
+              <w:insideV w:val="nil"/>
+            </w:tcBorders>
           </w:tcPr>
           <w:p>
             <w:pPr>
               <w:jc w:val="left"/>
             </w:pPr>
-            <w:r/>
             <w:r>
               <w:rPr>
                 <w:rFonts w:ascii="Times New Roman" w:hAnsi="Times New Roman" w:cs="Times New Roman" w:eastAsia="Times New Roman"/>
@@ -3156,12 +4240,19 @@
         <w:tc>
           <w:tcPr>
             <w:tcW w:type="dxa" w:w="1928"/>
+            <w:tcBorders>
+              <w:top w:val="nil"/>
+              <w:bottom w:val="nil"/>
+              <w:left w:val="nil"/>
+              <w:right w:val="nil"/>
+              <w:insideH w:val="nil"/>
+              <w:insideV w:val="nil"/>
+            </w:tcBorders>
           </w:tcPr>
           <w:p>
             <w:pPr>
               <w:jc w:val="left"/>
             </w:pPr>
-            <w:r/>
             <w:r>
               <w:rPr>
                 <w:rFonts w:ascii="Times New Roman" w:hAnsi="Times New Roman" w:cs="Times New Roman" w:eastAsia="Times New Roman"/>
@@ -3176,12 +4267,19 @@
         <w:tc>
           <w:tcPr>
             <w:tcW w:type="dxa" w:w="1134"/>
+            <w:tcBorders>
+              <w:top w:val="nil"/>
+              <w:bottom w:val="nil"/>
+              <w:left w:val="nil"/>
+              <w:right w:val="nil"/>
+              <w:insideH w:val="nil"/>
+              <w:insideV w:val="nil"/>
+            </w:tcBorders>
           </w:tcPr>
           <w:p>
             <w:pPr>
               <w:jc w:val="center"/>
             </w:pPr>
-            <w:r/>
             <w:r>
               <w:rPr>
                 <w:rFonts w:ascii="Times New Roman" w:hAnsi="Times New Roman" w:cs="Times New Roman" w:eastAsia="Times New Roman"/>
@@ -3196,12 +4294,19 @@
         <w:tc>
           <w:tcPr>
             <w:tcW w:type="dxa" w:w="1134"/>
+            <w:tcBorders>
+              <w:top w:val="nil"/>
+              <w:bottom w:val="nil"/>
+              <w:left w:val="nil"/>
+              <w:right w:val="nil"/>
+              <w:insideH w:val="nil"/>
+              <w:insideV w:val="nil"/>
+            </w:tcBorders>
           </w:tcPr>
           <w:p>
             <w:pPr>
               <w:jc w:val="center"/>
             </w:pPr>
-            <w:r/>
             <w:r>
               <w:rPr>
                 <w:rFonts w:ascii="Times New Roman" w:hAnsi="Times New Roman" w:cs="Times New Roman" w:eastAsia="Times New Roman"/>
@@ -3216,12 +4321,19 @@
         <w:tc>
           <w:tcPr>
             <w:tcW w:type="dxa" w:w="1077"/>
+            <w:tcBorders>
+              <w:top w:val="nil"/>
+              <w:bottom w:val="nil"/>
+              <w:left w:val="nil"/>
+              <w:right w:val="nil"/>
+              <w:insideH w:val="nil"/>
+              <w:insideV w:val="nil"/>
+            </w:tcBorders>
           </w:tcPr>
           <w:p>
             <w:pPr>
               <w:jc w:val="center"/>
             </w:pPr>
-            <w:r/>
             <w:r>
               <w:rPr>
                 <w:rFonts w:ascii="Times New Roman" w:hAnsi="Times New Roman" w:cs="Times New Roman" w:eastAsia="Times New Roman"/>
@@ -3236,12 +4348,19 @@
         <w:tc>
           <w:tcPr>
             <w:tcW w:type="dxa" w:w="1077"/>
+            <w:tcBorders>
+              <w:top w:val="nil"/>
+              <w:bottom w:val="nil"/>
+              <w:left w:val="nil"/>
+              <w:right w:val="nil"/>
+              <w:insideH w:val="nil"/>
+              <w:insideV w:val="nil"/>
+            </w:tcBorders>
           </w:tcPr>
           <w:p>
             <w:pPr>
               <w:jc w:val="center"/>
             </w:pPr>
-            <w:r/>
             <w:r>
               <w:rPr>
                 <w:rFonts w:ascii="Times New Roman" w:hAnsi="Times New Roman" w:cs="Times New Roman" w:eastAsia="Times New Roman"/>
@@ -3256,12 +4375,19 @@
         <w:tc>
           <w:tcPr>
             <w:tcW w:type="dxa" w:w="1247"/>
+            <w:tcBorders>
+              <w:top w:val="nil"/>
+              <w:bottom w:val="nil"/>
+              <w:left w:val="nil"/>
+              <w:right w:val="nil"/>
+              <w:insideH w:val="nil"/>
+              <w:insideV w:val="nil"/>
+            </w:tcBorders>
           </w:tcPr>
           <w:p>
             <w:pPr>
               <w:jc w:val="center"/>
             </w:pPr>
-            <w:r/>
             <w:r>
               <w:rPr>
                 <w:rFonts w:ascii="Times New Roman" w:hAnsi="Times New Roman" w:cs="Times New Roman" w:eastAsia="Times New Roman"/>
@@ -3278,12 +4404,19 @@
         <w:tc>
           <w:tcPr>
             <w:tcW w:type="dxa" w:w="1474"/>
+            <w:tcBorders>
+              <w:top w:val="nil"/>
+              <w:bottom w:val="nil"/>
+              <w:left w:val="nil"/>
+              <w:right w:val="nil"/>
+              <w:insideH w:val="nil"/>
+              <w:insideV w:val="nil"/>
+            </w:tcBorders>
           </w:tcPr>
           <w:p>
             <w:pPr>
               <w:jc w:val="left"/>
             </w:pPr>
-            <w:r/>
             <w:r>
               <w:rPr>
                 <w:rFonts w:ascii="Times New Roman" w:hAnsi="Times New Roman" w:cs="Times New Roman" w:eastAsia="Times New Roman"/>
@@ -3298,12 +4431,19 @@
         <w:tc>
           <w:tcPr>
             <w:tcW w:type="dxa" w:w="1928"/>
+            <w:tcBorders>
+              <w:top w:val="nil"/>
+              <w:bottom w:val="nil"/>
+              <w:left w:val="nil"/>
+              <w:right w:val="nil"/>
+              <w:insideH w:val="nil"/>
+              <w:insideV w:val="nil"/>
+            </w:tcBorders>
           </w:tcPr>
           <w:p>
             <w:pPr>
               <w:jc w:val="left"/>
             </w:pPr>
-            <w:r/>
             <w:r>
               <w:rPr>
                 <w:rFonts w:ascii="Times New Roman" w:hAnsi="Times New Roman" w:cs="Times New Roman" w:eastAsia="Times New Roman"/>
@@ -3318,12 +4458,19 @@
         <w:tc>
           <w:tcPr>
             <w:tcW w:type="dxa" w:w="1928"/>
+            <w:tcBorders>
+              <w:top w:val="nil"/>
+              <w:bottom w:val="nil"/>
+              <w:left w:val="nil"/>
+              <w:right w:val="nil"/>
+              <w:insideH w:val="nil"/>
+              <w:insideV w:val="nil"/>
+            </w:tcBorders>
           </w:tcPr>
           <w:p>
             <w:pPr>
               <w:jc w:val="left"/>
             </w:pPr>
-            <w:r/>
             <w:r>
               <w:rPr>
                 <w:rFonts w:ascii="Times New Roman" w:hAnsi="Times New Roman" w:cs="Times New Roman" w:eastAsia="Times New Roman"/>
@@ -3338,12 +4485,19 @@
         <w:tc>
           <w:tcPr>
             <w:tcW w:type="dxa" w:w="1134"/>
+            <w:tcBorders>
+              <w:top w:val="nil"/>
+              <w:bottom w:val="nil"/>
+              <w:left w:val="nil"/>
+              <w:right w:val="nil"/>
+              <w:insideH w:val="nil"/>
+              <w:insideV w:val="nil"/>
+            </w:tcBorders>
           </w:tcPr>
           <w:p>
             <w:pPr>
               <w:jc w:val="center"/>
             </w:pPr>
-            <w:r/>
             <w:r>
               <w:rPr>
                 <w:rFonts w:ascii="Times New Roman" w:hAnsi="Times New Roman" w:cs="Times New Roman" w:eastAsia="Times New Roman"/>
@@ -3358,12 +4512,19 @@
         <w:tc>
           <w:tcPr>
             <w:tcW w:type="dxa" w:w="1134"/>
+            <w:tcBorders>
+              <w:top w:val="nil"/>
+              <w:bottom w:val="nil"/>
+              <w:left w:val="nil"/>
+              <w:right w:val="nil"/>
+              <w:insideH w:val="nil"/>
+              <w:insideV w:val="nil"/>
+            </w:tcBorders>
           </w:tcPr>
           <w:p>
             <w:pPr>
               <w:jc w:val="center"/>
             </w:pPr>
-            <w:r/>
             <w:r>
               <w:rPr>
                 <w:rFonts w:ascii="Times New Roman" w:hAnsi="Times New Roman" w:cs="Times New Roman" w:eastAsia="Times New Roman"/>
@@ -3378,12 +4539,19 @@
         <w:tc>
           <w:tcPr>
             <w:tcW w:type="dxa" w:w="1077"/>
+            <w:tcBorders>
+              <w:top w:val="nil"/>
+              <w:bottom w:val="nil"/>
+              <w:left w:val="nil"/>
+              <w:right w:val="nil"/>
+              <w:insideH w:val="nil"/>
+              <w:insideV w:val="nil"/>
+            </w:tcBorders>
           </w:tcPr>
           <w:p>
             <w:pPr>
               <w:jc w:val="center"/>
             </w:pPr>
-            <w:r/>
             <w:r>
               <w:rPr>
                 <w:rFonts w:ascii="Times New Roman" w:hAnsi="Times New Roman" w:cs="Times New Roman" w:eastAsia="Times New Roman"/>
@@ -3398,12 +4566,19 @@
         <w:tc>
           <w:tcPr>
             <w:tcW w:type="dxa" w:w="1077"/>
+            <w:tcBorders>
+              <w:top w:val="nil"/>
+              <w:bottom w:val="nil"/>
+              <w:left w:val="nil"/>
+              <w:right w:val="nil"/>
+              <w:insideH w:val="nil"/>
+              <w:insideV w:val="nil"/>
+            </w:tcBorders>
           </w:tcPr>
           <w:p>
             <w:pPr>
               <w:jc w:val="center"/>
             </w:pPr>
-            <w:r/>
             <w:r>
               <w:rPr>
                 <w:rFonts w:ascii="Times New Roman" w:hAnsi="Times New Roman" w:cs="Times New Roman" w:eastAsia="Times New Roman"/>
@@ -3418,12 +4593,19 @@
         <w:tc>
           <w:tcPr>
             <w:tcW w:type="dxa" w:w="1247"/>
+            <w:tcBorders>
+              <w:top w:val="nil"/>
+              <w:bottom w:val="nil"/>
+              <w:left w:val="nil"/>
+              <w:right w:val="nil"/>
+              <w:insideH w:val="nil"/>
+              <w:insideV w:val="nil"/>
+            </w:tcBorders>
           </w:tcPr>
           <w:p>
             <w:pPr>
               <w:jc w:val="center"/>
             </w:pPr>
-            <w:r/>
             <w:r>
               <w:rPr>
                 <w:rFonts w:ascii="Times New Roman" w:hAnsi="Times New Roman" w:cs="Times New Roman" w:eastAsia="Times New Roman"/>
@@ -3440,12 +4622,19 @@
         <w:tc>
           <w:tcPr>
             <w:tcW w:type="dxa" w:w="1474"/>
+            <w:tcBorders>
+              <w:top w:val="nil"/>
+              <w:bottom w:val="nil"/>
+              <w:left w:val="nil"/>
+              <w:right w:val="nil"/>
+              <w:insideH w:val="nil"/>
+              <w:insideV w:val="nil"/>
+            </w:tcBorders>
           </w:tcPr>
           <w:p>
             <w:pPr>
               <w:jc w:val="left"/>
             </w:pPr>
-            <w:r/>
             <w:r>
               <w:rPr>
                 <w:rFonts w:ascii="Times New Roman" w:hAnsi="Times New Roman" w:cs="Times New Roman" w:eastAsia="Times New Roman"/>
@@ -3460,12 +4649,19 @@
         <w:tc>
           <w:tcPr>
             <w:tcW w:type="dxa" w:w="1928"/>
+            <w:tcBorders>
+              <w:top w:val="nil"/>
+              <w:bottom w:val="nil"/>
+              <w:left w:val="nil"/>
+              <w:right w:val="nil"/>
+              <w:insideH w:val="nil"/>
+              <w:insideV w:val="nil"/>
+            </w:tcBorders>
           </w:tcPr>
           <w:p>
             <w:pPr>
               <w:jc w:val="left"/>
             </w:pPr>
-            <w:r/>
             <w:r>
               <w:rPr>
                 <w:rFonts w:ascii="Times New Roman" w:hAnsi="Times New Roman" w:cs="Times New Roman" w:eastAsia="Times New Roman"/>
@@ -3480,12 +4676,19 @@
         <w:tc>
           <w:tcPr>
             <w:tcW w:type="dxa" w:w="1928"/>
+            <w:tcBorders>
+              <w:top w:val="nil"/>
+              <w:bottom w:val="nil"/>
+              <w:left w:val="nil"/>
+              <w:right w:val="nil"/>
+              <w:insideH w:val="nil"/>
+              <w:insideV w:val="nil"/>
+            </w:tcBorders>
           </w:tcPr>
           <w:p>
             <w:pPr>
               <w:jc w:val="left"/>
             </w:pPr>
-            <w:r/>
             <w:r>
               <w:rPr>
                 <w:rFonts w:ascii="Times New Roman" w:hAnsi="Times New Roman" w:cs="Times New Roman" w:eastAsia="Times New Roman"/>
@@ -3500,12 +4703,19 @@
         <w:tc>
           <w:tcPr>
             <w:tcW w:type="dxa" w:w="1134"/>
+            <w:tcBorders>
+              <w:top w:val="nil"/>
+              <w:bottom w:val="nil"/>
+              <w:left w:val="nil"/>
+              <w:right w:val="nil"/>
+              <w:insideH w:val="nil"/>
+              <w:insideV w:val="nil"/>
+            </w:tcBorders>
           </w:tcPr>
           <w:p>
             <w:pPr>
               <w:jc w:val="center"/>
             </w:pPr>
-            <w:r/>
             <w:r>
               <w:rPr>
                 <w:rFonts w:ascii="Times New Roman" w:hAnsi="Times New Roman" w:cs="Times New Roman" w:eastAsia="Times New Roman"/>
@@ -3520,12 +4730,19 @@
         <w:tc>
           <w:tcPr>
             <w:tcW w:type="dxa" w:w="1134"/>
+            <w:tcBorders>
+              <w:top w:val="nil"/>
+              <w:bottom w:val="nil"/>
+              <w:left w:val="nil"/>
+              <w:right w:val="nil"/>
+              <w:insideH w:val="nil"/>
+              <w:insideV w:val="nil"/>
+            </w:tcBorders>
           </w:tcPr>
           <w:p>
             <w:pPr>
               <w:jc w:val="center"/>
             </w:pPr>
-            <w:r/>
             <w:r>
               <w:rPr>
                 <w:rFonts w:ascii="Times New Roman" w:hAnsi="Times New Roman" w:cs="Times New Roman" w:eastAsia="Times New Roman"/>
@@ -3540,12 +4757,19 @@
         <w:tc>
           <w:tcPr>
             <w:tcW w:type="dxa" w:w="1077"/>
+            <w:tcBorders>
+              <w:top w:val="nil"/>
+              <w:bottom w:val="nil"/>
+              <w:left w:val="nil"/>
+              <w:right w:val="nil"/>
+              <w:insideH w:val="nil"/>
+              <w:insideV w:val="nil"/>
+            </w:tcBorders>
           </w:tcPr>
           <w:p>
             <w:pPr>
               <w:jc w:val="center"/>
             </w:pPr>
-            <w:r/>
             <w:r>
               <w:rPr>
                 <w:rFonts w:ascii="Times New Roman" w:hAnsi="Times New Roman" w:cs="Times New Roman" w:eastAsia="Times New Roman"/>
@@ -3560,12 +4784,19 @@
         <w:tc>
           <w:tcPr>
             <w:tcW w:type="dxa" w:w="1077"/>
+            <w:tcBorders>
+              <w:top w:val="nil"/>
+              <w:bottom w:val="nil"/>
+              <w:left w:val="nil"/>
+              <w:right w:val="nil"/>
+              <w:insideH w:val="nil"/>
+              <w:insideV w:val="nil"/>
+            </w:tcBorders>
           </w:tcPr>
           <w:p>
             <w:pPr>
               <w:jc w:val="center"/>
             </w:pPr>
-            <w:r/>
             <w:r>
               <w:rPr>
                 <w:rFonts w:ascii="Times New Roman" w:hAnsi="Times New Roman" w:cs="Times New Roman" w:eastAsia="Times New Roman"/>
@@ -3580,12 +4811,19 @@
         <w:tc>
           <w:tcPr>
             <w:tcW w:type="dxa" w:w="1247"/>
+            <w:tcBorders>
+              <w:top w:val="nil"/>
+              <w:bottom w:val="nil"/>
+              <w:left w:val="nil"/>
+              <w:right w:val="nil"/>
+              <w:insideH w:val="nil"/>
+              <w:insideV w:val="nil"/>
+            </w:tcBorders>
           </w:tcPr>
           <w:p>
             <w:pPr>
               <w:jc w:val="center"/>
             </w:pPr>
-            <w:r/>
             <w:r>
               <w:rPr>
                 <w:rFonts w:ascii="Times New Roman" w:hAnsi="Times New Roman" w:cs="Times New Roman" w:eastAsia="Times New Roman"/>
@@ -3602,12 +4840,19 @@
         <w:tc>
           <w:tcPr>
             <w:tcW w:type="dxa" w:w="1474"/>
+            <w:tcBorders>
+              <w:top w:val="nil"/>
+              <w:bottom w:val="nil"/>
+              <w:left w:val="nil"/>
+              <w:right w:val="nil"/>
+              <w:insideH w:val="nil"/>
+              <w:insideV w:val="nil"/>
+            </w:tcBorders>
           </w:tcPr>
           <w:p>
             <w:pPr>
               <w:jc w:val="left"/>
             </w:pPr>
-            <w:r/>
             <w:r>
               <w:rPr>
                 <w:rFonts w:ascii="Times New Roman" w:hAnsi="Times New Roman" w:cs="Times New Roman" w:eastAsia="Times New Roman"/>
@@ -3622,12 +4867,19 @@
         <w:tc>
           <w:tcPr>
             <w:tcW w:type="dxa" w:w="1928"/>
+            <w:tcBorders>
+              <w:top w:val="nil"/>
+              <w:bottom w:val="nil"/>
+              <w:left w:val="nil"/>
+              <w:right w:val="nil"/>
+              <w:insideH w:val="nil"/>
+              <w:insideV w:val="nil"/>
+            </w:tcBorders>
           </w:tcPr>
           <w:p>
             <w:pPr>
               <w:jc w:val="left"/>
             </w:pPr>
-            <w:r/>
             <w:r>
               <w:rPr>
                 <w:rFonts w:ascii="Times New Roman" w:hAnsi="Times New Roman" w:cs="Times New Roman" w:eastAsia="Times New Roman"/>
@@ -3642,12 +4894,19 @@
         <w:tc>
           <w:tcPr>
             <w:tcW w:type="dxa" w:w="1928"/>
+            <w:tcBorders>
+              <w:top w:val="nil"/>
+              <w:bottom w:val="nil"/>
+              <w:left w:val="nil"/>
+              <w:right w:val="nil"/>
+              <w:insideH w:val="nil"/>
+              <w:insideV w:val="nil"/>
+            </w:tcBorders>
           </w:tcPr>
           <w:p>
             <w:pPr>
               <w:jc w:val="left"/>
             </w:pPr>
-            <w:r/>
             <w:r>
               <w:rPr>
                 <w:rFonts w:ascii="Times New Roman" w:hAnsi="Times New Roman" w:cs="Times New Roman" w:eastAsia="Times New Roman"/>
@@ -3662,12 +4921,19 @@
         <w:tc>
           <w:tcPr>
             <w:tcW w:type="dxa" w:w="1134"/>
+            <w:tcBorders>
+              <w:top w:val="nil"/>
+              <w:bottom w:val="nil"/>
+              <w:left w:val="nil"/>
+              <w:right w:val="nil"/>
+              <w:insideH w:val="nil"/>
+              <w:insideV w:val="nil"/>
+            </w:tcBorders>
           </w:tcPr>
           <w:p>
             <w:pPr>
               <w:jc w:val="center"/>
             </w:pPr>
-            <w:r/>
             <w:r>
               <w:rPr>
                 <w:rFonts w:ascii="Times New Roman" w:hAnsi="Times New Roman" w:cs="Times New Roman" w:eastAsia="Times New Roman"/>
@@ -3682,12 +4948,19 @@
         <w:tc>
           <w:tcPr>
             <w:tcW w:type="dxa" w:w="1134"/>
+            <w:tcBorders>
+              <w:top w:val="nil"/>
+              <w:bottom w:val="nil"/>
+              <w:left w:val="nil"/>
+              <w:right w:val="nil"/>
+              <w:insideH w:val="nil"/>
+              <w:insideV w:val="nil"/>
+            </w:tcBorders>
           </w:tcPr>
           <w:p>
             <w:pPr>
               <w:jc w:val="center"/>
             </w:pPr>
-            <w:r/>
             <w:r>
               <w:rPr>
                 <w:rFonts w:ascii="Times New Roman" w:hAnsi="Times New Roman" w:cs="Times New Roman" w:eastAsia="Times New Roman"/>
@@ -3702,12 +4975,19 @@
         <w:tc>
           <w:tcPr>
             <w:tcW w:type="dxa" w:w="1077"/>
+            <w:tcBorders>
+              <w:top w:val="nil"/>
+              <w:bottom w:val="nil"/>
+              <w:left w:val="nil"/>
+              <w:right w:val="nil"/>
+              <w:insideH w:val="nil"/>
+              <w:insideV w:val="nil"/>
+            </w:tcBorders>
           </w:tcPr>
           <w:p>
             <w:pPr>
               <w:jc w:val="center"/>
             </w:pPr>
-            <w:r/>
             <w:r>
               <w:rPr>
                 <w:rFonts w:ascii="Times New Roman" w:hAnsi="Times New Roman" w:cs="Times New Roman" w:eastAsia="Times New Roman"/>
@@ -3722,12 +5002,19 @@
         <w:tc>
           <w:tcPr>
             <w:tcW w:type="dxa" w:w="1077"/>
+            <w:tcBorders>
+              <w:top w:val="nil"/>
+              <w:bottom w:val="nil"/>
+              <w:left w:val="nil"/>
+              <w:right w:val="nil"/>
+              <w:insideH w:val="nil"/>
+              <w:insideV w:val="nil"/>
+            </w:tcBorders>
           </w:tcPr>
           <w:p>
             <w:pPr>
               <w:jc w:val="center"/>
             </w:pPr>
-            <w:r/>
             <w:r>
               <w:rPr>
                 <w:rFonts w:ascii="Times New Roman" w:hAnsi="Times New Roman" w:cs="Times New Roman" w:eastAsia="Times New Roman"/>
@@ -3742,12 +5029,19 @@
         <w:tc>
           <w:tcPr>
             <w:tcW w:type="dxa" w:w="1247"/>
+            <w:tcBorders>
+              <w:top w:val="nil"/>
+              <w:bottom w:val="nil"/>
+              <w:left w:val="nil"/>
+              <w:right w:val="nil"/>
+              <w:insideH w:val="nil"/>
+              <w:insideV w:val="nil"/>
+            </w:tcBorders>
           </w:tcPr>
           <w:p>
             <w:pPr>
               <w:jc w:val="center"/>
             </w:pPr>
-            <w:r/>
             <w:r>
               <w:rPr>
                 <w:rFonts w:ascii="Times New Roman" w:hAnsi="Times New Roman" w:cs="Times New Roman" w:eastAsia="Times New Roman"/>
@@ -3764,12 +5058,19 @@
         <w:tc>
           <w:tcPr>
             <w:tcW w:type="dxa" w:w="1474"/>
+            <w:tcBorders>
+              <w:top w:val="nil"/>
+              <w:bottom w:val="nil"/>
+              <w:left w:val="nil"/>
+              <w:right w:val="nil"/>
+              <w:insideH w:val="nil"/>
+              <w:insideV w:val="nil"/>
+            </w:tcBorders>
           </w:tcPr>
           <w:p>
             <w:pPr>
               <w:jc w:val="left"/>
             </w:pPr>
-            <w:r/>
             <w:r>
               <w:rPr>
                 <w:rFonts w:ascii="Times New Roman" w:hAnsi="Times New Roman" w:cs="Times New Roman" w:eastAsia="Times New Roman"/>
@@ -3784,12 +5085,19 @@
         <w:tc>
           <w:tcPr>
             <w:tcW w:type="dxa" w:w="1928"/>
+            <w:tcBorders>
+              <w:top w:val="nil"/>
+              <w:bottom w:val="nil"/>
+              <w:left w:val="nil"/>
+              <w:right w:val="nil"/>
+              <w:insideH w:val="nil"/>
+              <w:insideV w:val="nil"/>
+            </w:tcBorders>
           </w:tcPr>
           <w:p>
             <w:pPr>
               <w:jc w:val="left"/>
             </w:pPr>
-            <w:r/>
             <w:r>
               <w:rPr>
                 <w:rFonts w:ascii="Times New Roman" w:hAnsi="Times New Roman" w:cs="Times New Roman" w:eastAsia="Times New Roman"/>
@@ -3804,12 +5112,19 @@
         <w:tc>
           <w:tcPr>
             <w:tcW w:type="dxa" w:w="1928"/>
+            <w:tcBorders>
+              <w:top w:val="nil"/>
+              <w:bottom w:val="nil"/>
+              <w:left w:val="nil"/>
+              <w:right w:val="nil"/>
+              <w:insideH w:val="nil"/>
+              <w:insideV w:val="nil"/>
+            </w:tcBorders>
           </w:tcPr>
           <w:p>
             <w:pPr>
               <w:jc w:val="left"/>
             </w:pPr>
-            <w:r/>
             <w:r>
               <w:rPr>
                 <w:rFonts w:ascii="Times New Roman" w:hAnsi="Times New Roman" w:cs="Times New Roman" w:eastAsia="Times New Roman"/>
@@ -3824,12 +5139,19 @@
         <w:tc>
           <w:tcPr>
             <w:tcW w:type="dxa" w:w="1134"/>
+            <w:tcBorders>
+              <w:top w:val="nil"/>
+              <w:bottom w:val="nil"/>
+              <w:left w:val="nil"/>
+              <w:right w:val="nil"/>
+              <w:insideH w:val="nil"/>
+              <w:insideV w:val="nil"/>
+            </w:tcBorders>
           </w:tcPr>
           <w:p>
             <w:pPr>
               <w:jc w:val="center"/>
             </w:pPr>
-            <w:r/>
             <w:r>
               <w:rPr>
                 <w:rFonts w:ascii="Times New Roman" w:hAnsi="Times New Roman" w:cs="Times New Roman" w:eastAsia="Times New Roman"/>
@@ -3844,12 +5166,19 @@
         <w:tc>
           <w:tcPr>
             <w:tcW w:type="dxa" w:w="1134"/>
+            <w:tcBorders>
+              <w:top w:val="nil"/>
+              <w:bottom w:val="nil"/>
+              <w:left w:val="nil"/>
+              <w:right w:val="nil"/>
+              <w:insideH w:val="nil"/>
+              <w:insideV w:val="nil"/>
+            </w:tcBorders>
           </w:tcPr>
           <w:p>
             <w:pPr>
               <w:jc w:val="center"/>
             </w:pPr>
-            <w:r/>
             <w:r>
               <w:rPr>
                 <w:rFonts w:ascii="Times New Roman" w:hAnsi="Times New Roman" w:cs="Times New Roman" w:eastAsia="Times New Roman"/>
@@ -3864,12 +5193,19 @@
         <w:tc>
           <w:tcPr>
             <w:tcW w:type="dxa" w:w="1077"/>
+            <w:tcBorders>
+              <w:top w:val="nil"/>
+              <w:bottom w:val="nil"/>
+              <w:left w:val="nil"/>
+              <w:right w:val="nil"/>
+              <w:insideH w:val="nil"/>
+              <w:insideV w:val="nil"/>
+            </w:tcBorders>
           </w:tcPr>
           <w:p>
             <w:pPr>
               <w:jc w:val="center"/>
             </w:pPr>
-            <w:r/>
             <w:r>
               <w:rPr>
                 <w:rFonts w:ascii="Times New Roman" w:hAnsi="Times New Roman" w:cs="Times New Roman" w:eastAsia="Times New Roman"/>
@@ -3884,12 +5220,19 @@
         <w:tc>
           <w:tcPr>
             <w:tcW w:type="dxa" w:w="1077"/>
+            <w:tcBorders>
+              <w:top w:val="nil"/>
+              <w:bottom w:val="nil"/>
+              <w:left w:val="nil"/>
+              <w:right w:val="nil"/>
+              <w:insideH w:val="nil"/>
+              <w:insideV w:val="nil"/>
+            </w:tcBorders>
           </w:tcPr>
           <w:p>
             <w:pPr>
               <w:jc w:val="center"/>
             </w:pPr>
-            <w:r/>
             <w:r>
               <w:rPr>
                 <w:rFonts w:ascii="Times New Roman" w:hAnsi="Times New Roman" w:cs="Times New Roman" w:eastAsia="Times New Roman"/>
@@ -3904,12 +5247,19 @@
         <w:tc>
           <w:tcPr>
             <w:tcW w:type="dxa" w:w="1247"/>
+            <w:tcBorders>
+              <w:top w:val="nil"/>
+              <w:bottom w:val="nil"/>
+              <w:left w:val="nil"/>
+              <w:right w:val="nil"/>
+              <w:insideH w:val="nil"/>
+              <w:insideV w:val="nil"/>
+            </w:tcBorders>
           </w:tcPr>
           <w:p>
             <w:pPr>
               <w:jc w:val="center"/>
             </w:pPr>
-            <w:r/>
             <w:r>
               <w:rPr>
                 <w:rFonts w:ascii="Times New Roman" w:hAnsi="Times New Roman" w:cs="Times New Roman" w:eastAsia="Times New Roman"/>
@@ -3926,12 +5276,19 @@
         <w:tc>
           <w:tcPr>
             <w:tcW w:type="dxa" w:w="1474"/>
+            <w:tcBorders>
+              <w:top w:val="nil"/>
+              <w:bottom w:val="nil"/>
+              <w:left w:val="nil"/>
+              <w:right w:val="nil"/>
+              <w:insideH w:val="nil"/>
+              <w:insideV w:val="nil"/>
+            </w:tcBorders>
           </w:tcPr>
           <w:p>
             <w:pPr>
               <w:jc w:val="left"/>
             </w:pPr>
-            <w:r/>
             <w:r>
               <w:rPr>
                 <w:rFonts w:ascii="Times New Roman" w:hAnsi="Times New Roman" w:cs="Times New Roman" w:eastAsia="Times New Roman"/>
@@ -3946,12 +5303,19 @@
         <w:tc>
           <w:tcPr>
             <w:tcW w:type="dxa" w:w="1928"/>
+            <w:tcBorders>
+              <w:top w:val="nil"/>
+              <w:bottom w:val="nil"/>
+              <w:left w:val="nil"/>
+              <w:right w:val="nil"/>
+              <w:insideH w:val="nil"/>
+              <w:insideV w:val="nil"/>
+            </w:tcBorders>
           </w:tcPr>
           <w:p>
             <w:pPr>
               <w:jc w:val="left"/>
             </w:pPr>
-            <w:r/>
             <w:r>
               <w:rPr>
                 <w:rFonts w:ascii="Times New Roman" w:hAnsi="Times New Roman" w:cs="Times New Roman" w:eastAsia="Times New Roman"/>
@@ -3966,12 +5330,19 @@
         <w:tc>
           <w:tcPr>
             <w:tcW w:type="dxa" w:w="1928"/>
+            <w:tcBorders>
+              <w:top w:val="nil"/>
+              <w:bottom w:val="nil"/>
+              <w:left w:val="nil"/>
+              <w:right w:val="nil"/>
+              <w:insideH w:val="nil"/>
+              <w:insideV w:val="nil"/>
+            </w:tcBorders>
           </w:tcPr>
           <w:p>
             <w:pPr>
               <w:jc w:val="left"/>
             </w:pPr>
-            <w:r/>
             <w:r>
               <w:rPr>
                 <w:rFonts w:ascii="Times New Roman" w:hAnsi="Times New Roman" w:cs="Times New Roman" w:eastAsia="Times New Roman"/>
@@ -3986,12 +5357,19 @@
         <w:tc>
           <w:tcPr>
             <w:tcW w:type="dxa" w:w="1134"/>
+            <w:tcBorders>
+              <w:top w:val="nil"/>
+              <w:bottom w:val="nil"/>
+              <w:left w:val="nil"/>
+              <w:right w:val="nil"/>
+              <w:insideH w:val="nil"/>
+              <w:insideV w:val="nil"/>
+            </w:tcBorders>
           </w:tcPr>
           <w:p>
             <w:pPr>
               <w:jc w:val="center"/>
             </w:pPr>
-            <w:r/>
             <w:r>
               <w:rPr>
                 <w:rFonts w:ascii="Times New Roman" w:hAnsi="Times New Roman" w:cs="Times New Roman" w:eastAsia="Times New Roman"/>
@@ -4006,12 +5384,19 @@
         <w:tc>
           <w:tcPr>
             <w:tcW w:type="dxa" w:w="1134"/>
+            <w:tcBorders>
+              <w:top w:val="nil"/>
+              <w:bottom w:val="nil"/>
+              <w:left w:val="nil"/>
+              <w:right w:val="nil"/>
+              <w:insideH w:val="nil"/>
+              <w:insideV w:val="nil"/>
+            </w:tcBorders>
           </w:tcPr>
           <w:p>
             <w:pPr>
               <w:jc w:val="center"/>
             </w:pPr>
-            <w:r/>
             <w:r>
               <w:rPr>
                 <w:rFonts w:ascii="Times New Roman" w:hAnsi="Times New Roman" w:cs="Times New Roman" w:eastAsia="Times New Roman"/>
@@ -4026,12 +5411,19 @@
         <w:tc>
           <w:tcPr>
             <w:tcW w:type="dxa" w:w="1077"/>
+            <w:tcBorders>
+              <w:top w:val="nil"/>
+              <w:bottom w:val="nil"/>
+              <w:left w:val="nil"/>
+              <w:right w:val="nil"/>
+              <w:insideH w:val="nil"/>
+              <w:insideV w:val="nil"/>
+            </w:tcBorders>
           </w:tcPr>
           <w:p>
             <w:pPr>
               <w:jc w:val="center"/>
             </w:pPr>
-            <w:r/>
             <w:r>
               <w:rPr>
                 <w:rFonts w:ascii="Times New Roman" w:hAnsi="Times New Roman" w:cs="Times New Roman" w:eastAsia="Times New Roman"/>
@@ -4046,12 +5438,19 @@
         <w:tc>
           <w:tcPr>
             <w:tcW w:type="dxa" w:w="1077"/>
+            <w:tcBorders>
+              <w:top w:val="nil"/>
+              <w:bottom w:val="nil"/>
+              <w:left w:val="nil"/>
+              <w:right w:val="nil"/>
+              <w:insideH w:val="nil"/>
+              <w:insideV w:val="nil"/>
+            </w:tcBorders>
           </w:tcPr>
           <w:p>
             <w:pPr>
               <w:jc w:val="center"/>
             </w:pPr>
-            <w:r/>
             <w:r>
               <w:rPr>
                 <w:rFonts w:ascii="Times New Roman" w:hAnsi="Times New Roman" w:cs="Times New Roman" w:eastAsia="Times New Roman"/>
@@ -4066,12 +5465,19 @@
         <w:tc>
           <w:tcPr>
             <w:tcW w:type="dxa" w:w="1247"/>
+            <w:tcBorders>
+              <w:top w:val="nil"/>
+              <w:bottom w:val="nil"/>
+              <w:left w:val="nil"/>
+              <w:right w:val="nil"/>
+              <w:insideH w:val="nil"/>
+              <w:insideV w:val="nil"/>
+            </w:tcBorders>
           </w:tcPr>
           <w:p>
             <w:pPr>
               <w:jc w:val="center"/>
             </w:pPr>
-            <w:r/>
             <w:r>
               <w:rPr>
                 <w:rFonts w:ascii="Times New Roman" w:hAnsi="Times New Roman" w:cs="Times New Roman" w:eastAsia="Times New Roman"/>
@@ -4088,12 +5494,19 @@
         <w:tc>
           <w:tcPr>
             <w:tcW w:type="dxa" w:w="1474"/>
+            <w:tcBorders>
+              <w:top w:val="nil"/>
+              <w:bottom w:val="nil"/>
+              <w:left w:val="nil"/>
+              <w:right w:val="nil"/>
+              <w:insideH w:val="nil"/>
+              <w:insideV w:val="nil"/>
+            </w:tcBorders>
           </w:tcPr>
           <w:p>
             <w:pPr>
               <w:jc w:val="left"/>
             </w:pPr>
-            <w:r/>
             <w:r>
               <w:rPr>
                 <w:rFonts w:ascii="Times New Roman" w:hAnsi="Times New Roman" w:cs="Times New Roman" w:eastAsia="Times New Roman"/>
@@ -4108,12 +5521,19 @@
         <w:tc>
           <w:tcPr>
             <w:tcW w:type="dxa" w:w="1928"/>
+            <w:tcBorders>
+              <w:top w:val="nil"/>
+              <w:bottom w:val="nil"/>
+              <w:left w:val="nil"/>
+              <w:right w:val="nil"/>
+              <w:insideH w:val="nil"/>
+              <w:insideV w:val="nil"/>
+            </w:tcBorders>
           </w:tcPr>
           <w:p>
             <w:pPr>
               <w:jc w:val="left"/>
             </w:pPr>
-            <w:r/>
             <w:r>
               <w:rPr>
                 <w:rFonts w:ascii="Times New Roman" w:hAnsi="Times New Roman" w:cs="Times New Roman" w:eastAsia="Times New Roman"/>
@@ -4128,12 +5548,19 @@
         <w:tc>
           <w:tcPr>
             <w:tcW w:type="dxa" w:w="1928"/>
+            <w:tcBorders>
+              <w:top w:val="nil"/>
+              <w:bottom w:val="nil"/>
+              <w:left w:val="nil"/>
+              <w:right w:val="nil"/>
+              <w:insideH w:val="nil"/>
+              <w:insideV w:val="nil"/>
+            </w:tcBorders>
           </w:tcPr>
           <w:p>
             <w:pPr>
               <w:jc w:val="left"/>
             </w:pPr>
-            <w:r/>
             <w:r>
               <w:rPr>
                 <w:rFonts w:ascii="Times New Roman" w:hAnsi="Times New Roman" w:cs="Times New Roman" w:eastAsia="Times New Roman"/>
@@ -4148,12 +5575,19 @@
         <w:tc>
           <w:tcPr>
             <w:tcW w:type="dxa" w:w="1134"/>
+            <w:tcBorders>
+              <w:top w:val="nil"/>
+              <w:bottom w:val="nil"/>
+              <w:left w:val="nil"/>
+              <w:right w:val="nil"/>
+              <w:insideH w:val="nil"/>
+              <w:insideV w:val="nil"/>
+            </w:tcBorders>
           </w:tcPr>
           <w:p>
             <w:pPr>
               <w:jc w:val="center"/>
             </w:pPr>
-            <w:r/>
             <w:r>
               <w:rPr>
                 <w:rFonts w:ascii="Times New Roman" w:hAnsi="Times New Roman" w:cs="Times New Roman" w:eastAsia="Times New Roman"/>
@@ -4168,12 +5602,19 @@
         <w:tc>
           <w:tcPr>
             <w:tcW w:type="dxa" w:w="1134"/>
+            <w:tcBorders>
+              <w:top w:val="nil"/>
+              <w:bottom w:val="nil"/>
+              <w:left w:val="nil"/>
+              <w:right w:val="nil"/>
+              <w:insideH w:val="nil"/>
+              <w:insideV w:val="nil"/>
+            </w:tcBorders>
           </w:tcPr>
           <w:p>
             <w:pPr>
               <w:jc w:val="center"/>
             </w:pPr>
-            <w:r/>
             <w:r>
               <w:rPr>
                 <w:rFonts w:ascii="Times New Roman" w:hAnsi="Times New Roman" w:cs="Times New Roman" w:eastAsia="Times New Roman"/>
@@ -4188,12 +5629,19 @@
         <w:tc>
           <w:tcPr>
             <w:tcW w:type="dxa" w:w="1077"/>
+            <w:tcBorders>
+              <w:top w:val="nil"/>
+              <w:bottom w:val="nil"/>
+              <w:left w:val="nil"/>
+              <w:right w:val="nil"/>
+              <w:insideH w:val="nil"/>
+              <w:insideV w:val="nil"/>
+            </w:tcBorders>
           </w:tcPr>
           <w:p>
             <w:pPr>
               <w:jc w:val="center"/>
             </w:pPr>
-            <w:r/>
             <w:r>
               <w:rPr>
                 <w:rFonts w:ascii="Times New Roman" w:hAnsi="Times New Roman" w:cs="Times New Roman" w:eastAsia="Times New Roman"/>
@@ -4208,12 +5656,19 @@
         <w:tc>
           <w:tcPr>
             <w:tcW w:type="dxa" w:w="1077"/>
+            <w:tcBorders>
+              <w:top w:val="nil"/>
+              <w:bottom w:val="nil"/>
+              <w:left w:val="nil"/>
+              <w:right w:val="nil"/>
+              <w:insideH w:val="nil"/>
+              <w:insideV w:val="nil"/>
+            </w:tcBorders>
           </w:tcPr>
           <w:p>
             <w:pPr>
               <w:jc w:val="center"/>
             </w:pPr>
-            <w:r/>
             <w:r>
               <w:rPr>
                 <w:rFonts w:ascii="Times New Roman" w:hAnsi="Times New Roman" w:cs="Times New Roman" w:eastAsia="Times New Roman"/>
@@ -4228,12 +5683,19 @@
         <w:tc>
           <w:tcPr>
             <w:tcW w:type="dxa" w:w="1247"/>
+            <w:tcBorders>
+              <w:top w:val="nil"/>
+              <w:bottom w:val="nil"/>
+              <w:left w:val="nil"/>
+              <w:right w:val="nil"/>
+              <w:insideH w:val="nil"/>
+              <w:insideV w:val="nil"/>
+            </w:tcBorders>
           </w:tcPr>
           <w:p>
             <w:pPr>
               <w:jc w:val="center"/>
             </w:pPr>
-            <w:r/>
             <w:r>
               <w:rPr>
                 <w:rFonts w:ascii="Times New Roman" w:hAnsi="Times New Roman" w:cs="Times New Roman" w:eastAsia="Times New Roman"/>
@@ -4250,12 +5712,19 @@
         <w:tc>
           <w:tcPr>
             <w:tcW w:type="dxa" w:w="1474"/>
+            <w:tcBorders>
+              <w:top w:val="nil"/>
+              <w:bottom w:val="nil"/>
+              <w:left w:val="nil"/>
+              <w:right w:val="nil"/>
+              <w:insideH w:val="nil"/>
+              <w:insideV w:val="nil"/>
+            </w:tcBorders>
           </w:tcPr>
           <w:p>
             <w:pPr>
               <w:jc w:val="left"/>
             </w:pPr>
-            <w:r/>
             <w:r>
               <w:rPr>
                 <w:rFonts w:ascii="Times New Roman" w:hAnsi="Times New Roman" w:cs="Times New Roman" w:eastAsia="Times New Roman"/>
@@ -4270,12 +5739,19 @@
         <w:tc>
           <w:tcPr>
             <w:tcW w:type="dxa" w:w="1928"/>
+            <w:tcBorders>
+              <w:top w:val="nil"/>
+              <w:bottom w:val="nil"/>
+              <w:left w:val="nil"/>
+              <w:right w:val="nil"/>
+              <w:insideH w:val="nil"/>
+              <w:insideV w:val="nil"/>
+            </w:tcBorders>
           </w:tcPr>
           <w:p>
             <w:pPr>
               <w:jc w:val="left"/>
             </w:pPr>
-            <w:r/>
             <w:r>
               <w:rPr>
                 <w:rFonts w:ascii="Times New Roman" w:hAnsi="Times New Roman" w:cs="Times New Roman" w:eastAsia="Times New Roman"/>
@@ -4290,12 +5766,19 @@
         <w:tc>
           <w:tcPr>
             <w:tcW w:type="dxa" w:w="1928"/>
+            <w:tcBorders>
+              <w:top w:val="nil"/>
+              <w:bottom w:val="nil"/>
+              <w:left w:val="nil"/>
+              <w:right w:val="nil"/>
+              <w:insideH w:val="nil"/>
+              <w:insideV w:val="nil"/>
+            </w:tcBorders>
           </w:tcPr>
           <w:p>
             <w:pPr>
               <w:jc w:val="left"/>
             </w:pPr>
-            <w:r/>
             <w:r>
               <w:rPr>
                 <w:rFonts w:ascii="Times New Roman" w:hAnsi="Times New Roman" w:cs="Times New Roman" w:eastAsia="Times New Roman"/>
@@ -4310,12 +5793,19 @@
         <w:tc>
           <w:tcPr>
             <w:tcW w:type="dxa" w:w="1134"/>
+            <w:tcBorders>
+              <w:top w:val="nil"/>
+              <w:bottom w:val="nil"/>
+              <w:left w:val="nil"/>
+              <w:right w:val="nil"/>
+              <w:insideH w:val="nil"/>
+              <w:insideV w:val="nil"/>
+            </w:tcBorders>
           </w:tcPr>
           <w:p>
             <w:pPr>
               <w:jc w:val="center"/>
             </w:pPr>
-            <w:r/>
             <w:r>
               <w:rPr>
                 <w:rFonts w:ascii="Times New Roman" w:hAnsi="Times New Roman" w:cs="Times New Roman" w:eastAsia="Times New Roman"/>
@@ -4330,12 +5820,19 @@
         <w:tc>
           <w:tcPr>
             <w:tcW w:type="dxa" w:w="1134"/>
+            <w:tcBorders>
+              <w:top w:val="nil"/>
+              <w:bottom w:val="nil"/>
+              <w:left w:val="nil"/>
+              <w:right w:val="nil"/>
+              <w:insideH w:val="nil"/>
+              <w:insideV w:val="nil"/>
+            </w:tcBorders>
           </w:tcPr>
           <w:p>
             <w:pPr>
               <w:jc w:val="center"/>
             </w:pPr>
-            <w:r/>
             <w:r>
               <w:rPr>
                 <w:rFonts w:ascii="Times New Roman" w:hAnsi="Times New Roman" w:cs="Times New Roman" w:eastAsia="Times New Roman"/>
@@ -4350,12 +5847,19 @@
         <w:tc>
           <w:tcPr>
             <w:tcW w:type="dxa" w:w="1077"/>
+            <w:tcBorders>
+              <w:top w:val="nil"/>
+              <w:bottom w:val="nil"/>
+              <w:left w:val="nil"/>
+              <w:right w:val="nil"/>
+              <w:insideH w:val="nil"/>
+              <w:insideV w:val="nil"/>
+            </w:tcBorders>
           </w:tcPr>
           <w:p>
             <w:pPr>
               <w:jc w:val="center"/>
             </w:pPr>
-            <w:r/>
             <w:r>
               <w:rPr>
                 <w:rFonts w:ascii="Times New Roman" w:hAnsi="Times New Roman" w:cs="Times New Roman" w:eastAsia="Times New Roman"/>
@@ -4370,12 +5874,19 @@
         <w:tc>
           <w:tcPr>
             <w:tcW w:type="dxa" w:w="1077"/>
+            <w:tcBorders>
+              <w:top w:val="nil"/>
+              <w:bottom w:val="nil"/>
+              <w:left w:val="nil"/>
+              <w:right w:val="nil"/>
+              <w:insideH w:val="nil"/>
+              <w:insideV w:val="nil"/>
+            </w:tcBorders>
           </w:tcPr>
           <w:p>
             <w:pPr>
               <w:jc w:val="center"/>
             </w:pPr>
-            <w:r/>
             <w:r>
               <w:rPr>
                 <w:rFonts w:ascii="Times New Roman" w:hAnsi="Times New Roman" w:cs="Times New Roman" w:eastAsia="Times New Roman"/>
@@ -4390,12 +5901,19 @@
         <w:tc>
           <w:tcPr>
             <w:tcW w:type="dxa" w:w="1247"/>
+            <w:tcBorders>
+              <w:top w:val="nil"/>
+              <w:bottom w:val="nil"/>
+              <w:left w:val="nil"/>
+              <w:right w:val="nil"/>
+              <w:insideH w:val="nil"/>
+              <w:insideV w:val="nil"/>
+            </w:tcBorders>
           </w:tcPr>
           <w:p>
             <w:pPr>
               <w:jc w:val="center"/>
             </w:pPr>
-            <w:r/>
             <w:r>
               <w:rPr>
                 <w:rFonts w:ascii="Times New Roman" w:hAnsi="Times New Roman" w:cs="Times New Roman" w:eastAsia="Times New Roman"/>
@@ -4412,12 +5930,19 @@
         <w:tc>
           <w:tcPr>
             <w:tcW w:type="dxa" w:w="1474"/>
+            <w:tcBorders>
+              <w:top w:val="nil"/>
+              <w:bottom w:val="nil"/>
+              <w:left w:val="nil"/>
+              <w:right w:val="nil"/>
+              <w:insideH w:val="nil"/>
+              <w:insideV w:val="nil"/>
+            </w:tcBorders>
           </w:tcPr>
           <w:p>
             <w:pPr>
               <w:jc w:val="left"/>
             </w:pPr>
-            <w:r/>
             <w:r>
               <w:rPr>
                 <w:rFonts w:ascii="Times New Roman" w:hAnsi="Times New Roman" w:cs="Times New Roman" w:eastAsia="Times New Roman"/>
@@ -4432,12 +5957,19 @@
         <w:tc>
           <w:tcPr>
             <w:tcW w:type="dxa" w:w="1928"/>
+            <w:tcBorders>
+              <w:top w:val="nil"/>
+              <w:bottom w:val="nil"/>
+              <w:left w:val="nil"/>
+              <w:right w:val="nil"/>
+              <w:insideH w:val="nil"/>
+              <w:insideV w:val="nil"/>
+            </w:tcBorders>
           </w:tcPr>
           <w:p>
             <w:pPr>
               <w:jc w:val="left"/>
             </w:pPr>
-            <w:r/>
             <w:r>
               <w:rPr>
                 <w:rFonts w:ascii="Times New Roman" w:hAnsi="Times New Roman" w:cs="Times New Roman" w:eastAsia="Times New Roman"/>
@@ -4452,12 +5984,19 @@
         <w:tc>
           <w:tcPr>
             <w:tcW w:type="dxa" w:w="1928"/>
+            <w:tcBorders>
+              <w:top w:val="nil"/>
+              <w:bottom w:val="nil"/>
+              <w:left w:val="nil"/>
+              <w:right w:val="nil"/>
+              <w:insideH w:val="nil"/>
+              <w:insideV w:val="nil"/>
+            </w:tcBorders>
           </w:tcPr>
           <w:p>
             <w:pPr>
               <w:jc w:val="left"/>
             </w:pPr>
-            <w:r/>
             <w:r>
               <w:rPr>
                 <w:rFonts w:ascii="Times New Roman" w:hAnsi="Times New Roman" w:cs="Times New Roman" w:eastAsia="Times New Roman"/>
@@ -4472,12 +6011,19 @@
         <w:tc>
           <w:tcPr>
             <w:tcW w:type="dxa" w:w="1134"/>
+            <w:tcBorders>
+              <w:top w:val="nil"/>
+              <w:bottom w:val="nil"/>
+              <w:left w:val="nil"/>
+              <w:right w:val="nil"/>
+              <w:insideH w:val="nil"/>
+              <w:insideV w:val="nil"/>
+            </w:tcBorders>
           </w:tcPr>
           <w:p>
             <w:pPr>
               <w:jc w:val="center"/>
             </w:pPr>
-            <w:r/>
             <w:r>
               <w:rPr>
                 <w:rFonts w:ascii="Times New Roman" w:hAnsi="Times New Roman" w:cs="Times New Roman" w:eastAsia="Times New Roman"/>
@@ -4492,12 +6038,19 @@
         <w:tc>
           <w:tcPr>
             <w:tcW w:type="dxa" w:w="1134"/>
+            <w:tcBorders>
+              <w:top w:val="nil"/>
+              <w:bottom w:val="nil"/>
+              <w:left w:val="nil"/>
+              <w:right w:val="nil"/>
+              <w:insideH w:val="nil"/>
+              <w:insideV w:val="nil"/>
+            </w:tcBorders>
           </w:tcPr>
           <w:p>
             <w:pPr>
               <w:jc w:val="center"/>
             </w:pPr>
-            <w:r/>
             <w:r>
               <w:rPr>
                 <w:rFonts w:ascii="Times New Roman" w:hAnsi="Times New Roman" w:cs="Times New Roman" w:eastAsia="Times New Roman"/>
@@ -4512,12 +6065,19 @@
         <w:tc>
           <w:tcPr>
             <w:tcW w:type="dxa" w:w="1077"/>
+            <w:tcBorders>
+              <w:top w:val="nil"/>
+              <w:bottom w:val="nil"/>
+              <w:left w:val="nil"/>
+              <w:right w:val="nil"/>
+              <w:insideH w:val="nil"/>
+              <w:insideV w:val="nil"/>
+            </w:tcBorders>
           </w:tcPr>
           <w:p>
             <w:pPr>
               <w:jc w:val="center"/>
             </w:pPr>
-            <w:r/>
             <w:r>
               <w:rPr>
                 <w:rFonts w:ascii="Times New Roman" w:hAnsi="Times New Roman" w:cs="Times New Roman" w:eastAsia="Times New Roman"/>
@@ -4532,12 +6092,19 @@
         <w:tc>
           <w:tcPr>
             <w:tcW w:type="dxa" w:w="1077"/>
+            <w:tcBorders>
+              <w:top w:val="nil"/>
+              <w:bottom w:val="nil"/>
+              <w:left w:val="nil"/>
+              <w:right w:val="nil"/>
+              <w:insideH w:val="nil"/>
+              <w:insideV w:val="nil"/>
+            </w:tcBorders>
           </w:tcPr>
           <w:p>
             <w:pPr>
               <w:jc w:val="center"/>
             </w:pPr>
-            <w:r/>
             <w:r>
               <w:rPr>
                 <w:rFonts w:ascii="Times New Roman" w:hAnsi="Times New Roman" w:cs="Times New Roman" w:eastAsia="Times New Roman"/>
@@ -4552,12 +6119,19 @@
         <w:tc>
           <w:tcPr>
             <w:tcW w:type="dxa" w:w="1247"/>
+            <w:tcBorders>
+              <w:top w:val="nil"/>
+              <w:bottom w:val="nil"/>
+              <w:left w:val="nil"/>
+              <w:right w:val="nil"/>
+              <w:insideH w:val="nil"/>
+              <w:insideV w:val="nil"/>
+            </w:tcBorders>
           </w:tcPr>
           <w:p>
             <w:pPr>
               <w:jc w:val="center"/>
             </w:pPr>
-            <w:r/>
             <w:r>
               <w:rPr>
                 <w:rFonts w:ascii="Times New Roman" w:hAnsi="Times New Roman" w:cs="Times New Roman" w:eastAsia="Times New Roman"/>
@@ -4574,12 +6148,19 @@
         <w:tc>
           <w:tcPr>
             <w:tcW w:type="dxa" w:w="1474"/>
+            <w:tcBorders>
+              <w:top w:val="nil"/>
+              <w:bottom w:val="nil"/>
+              <w:left w:val="nil"/>
+              <w:right w:val="nil"/>
+              <w:insideH w:val="nil"/>
+              <w:insideV w:val="nil"/>
+            </w:tcBorders>
           </w:tcPr>
           <w:p>
             <w:pPr>
               <w:jc w:val="left"/>
             </w:pPr>
-            <w:r/>
             <w:r>
               <w:rPr>
                 <w:rFonts w:ascii="Times New Roman" w:hAnsi="Times New Roman" w:cs="Times New Roman" w:eastAsia="Times New Roman"/>
@@ -4594,12 +6175,19 @@
         <w:tc>
           <w:tcPr>
             <w:tcW w:type="dxa" w:w="1928"/>
+            <w:tcBorders>
+              <w:top w:val="nil"/>
+              <w:bottom w:val="nil"/>
+              <w:left w:val="nil"/>
+              <w:right w:val="nil"/>
+              <w:insideH w:val="nil"/>
+              <w:insideV w:val="nil"/>
+            </w:tcBorders>
           </w:tcPr>
           <w:p>
             <w:pPr>
               <w:jc w:val="left"/>
             </w:pPr>
-            <w:r/>
             <w:r>
               <w:rPr>
                 <w:rFonts w:ascii="Times New Roman" w:hAnsi="Times New Roman" w:cs="Times New Roman" w:eastAsia="Times New Roman"/>
@@ -4614,12 +6202,19 @@
         <w:tc>
           <w:tcPr>
             <w:tcW w:type="dxa" w:w="1928"/>
+            <w:tcBorders>
+              <w:top w:val="nil"/>
+              <w:bottom w:val="nil"/>
+              <w:left w:val="nil"/>
+              <w:right w:val="nil"/>
+              <w:insideH w:val="nil"/>
+              <w:insideV w:val="nil"/>
+            </w:tcBorders>
           </w:tcPr>
           <w:p>
             <w:pPr>
               <w:jc w:val="left"/>
             </w:pPr>
-            <w:r/>
             <w:r>
               <w:rPr>
                 <w:rFonts w:ascii="Times New Roman" w:hAnsi="Times New Roman" w:cs="Times New Roman" w:eastAsia="Times New Roman"/>
@@ -4634,12 +6229,19 @@
         <w:tc>
           <w:tcPr>
             <w:tcW w:type="dxa" w:w="1134"/>
+            <w:tcBorders>
+              <w:top w:val="nil"/>
+              <w:bottom w:val="nil"/>
+              <w:left w:val="nil"/>
+              <w:right w:val="nil"/>
+              <w:insideH w:val="nil"/>
+              <w:insideV w:val="nil"/>
+            </w:tcBorders>
           </w:tcPr>
           <w:p>
             <w:pPr>
               <w:jc w:val="center"/>
             </w:pPr>
-            <w:r/>
             <w:r>
               <w:rPr>
                 <w:rFonts w:ascii="Times New Roman" w:hAnsi="Times New Roman" w:cs="Times New Roman" w:eastAsia="Times New Roman"/>
@@ -4654,12 +6256,19 @@
         <w:tc>
           <w:tcPr>
             <w:tcW w:type="dxa" w:w="1134"/>
+            <w:tcBorders>
+              <w:top w:val="nil"/>
+              <w:bottom w:val="nil"/>
+              <w:left w:val="nil"/>
+              <w:right w:val="nil"/>
+              <w:insideH w:val="nil"/>
+              <w:insideV w:val="nil"/>
+            </w:tcBorders>
           </w:tcPr>
           <w:p>
             <w:pPr>
               <w:jc w:val="center"/>
             </w:pPr>
-            <w:r/>
             <w:r>
               <w:rPr>
                 <w:rFonts w:ascii="Times New Roman" w:hAnsi="Times New Roman" w:cs="Times New Roman" w:eastAsia="Times New Roman"/>
@@ -4674,12 +6283,19 @@
         <w:tc>
           <w:tcPr>
             <w:tcW w:type="dxa" w:w="1077"/>
+            <w:tcBorders>
+              <w:top w:val="nil"/>
+              <w:bottom w:val="nil"/>
+              <w:left w:val="nil"/>
+              <w:right w:val="nil"/>
+              <w:insideH w:val="nil"/>
+              <w:insideV w:val="nil"/>
+            </w:tcBorders>
           </w:tcPr>
           <w:p>
             <w:pPr>
               <w:jc w:val="center"/>
             </w:pPr>
-            <w:r/>
             <w:r>
               <w:rPr>
                 <w:rFonts w:ascii="Times New Roman" w:hAnsi="Times New Roman" w:cs="Times New Roman" w:eastAsia="Times New Roman"/>
@@ -4694,12 +6310,19 @@
         <w:tc>
           <w:tcPr>
             <w:tcW w:type="dxa" w:w="1077"/>
+            <w:tcBorders>
+              <w:top w:val="nil"/>
+              <w:bottom w:val="nil"/>
+              <w:left w:val="nil"/>
+              <w:right w:val="nil"/>
+              <w:insideH w:val="nil"/>
+              <w:insideV w:val="nil"/>
+            </w:tcBorders>
           </w:tcPr>
           <w:p>
             <w:pPr>
               <w:jc w:val="center"/>
             </w:pPr>
-            <w:r/>
             <w:r>
               <w:rPr>
                 <w:rFonts w:ascii="Times New Roman" w:hAnsi="Times New Roman" w:cs="Times New Roman" w:eastAsia="Times New Roman"/>
@@ -4714,12 +6337,19 @@
         <w:tc>
           <w:tcPr>
             <w:tcW w:type="dxa" w:w="1247"/>
+            <w:tcBorders>
+              <w:top w:val="nil"/>
+              <w:bottom w:val="nil"/>
+              <w:left w:val="nil"/>
+              <w:right w:val="nil"/>
+              <w:insideH w:val="nil"/>
+              <w:insideV w:val="nil"/>
+            </w:tcBorders>
           </w:tcPr>
           <w:p>
             <w:pPr>
               <w:jc w:val="center"/>
             </w:pPr>
-            <w:r/>
             <w:r>
               <w:rPr>
                 <w:rFonts w:ascii="Times New Roman" w:hAnsi="Times New Roman" w:cs="Times New Roman" w:eastAsia="Times New Roman"/>
@@ -4736,12 +6366,19 @@
         <w:tc>
           <w:tcPr>
             <w:tcW w:type="dxa" w:w="1474"/>
+            <w:tcBorders>
+              <w:top w:val="nil"/>
+              <w:bottom w:val="nil"/>
+              <w:left w:val="nil"/>
+              <w:right w:val="nil"/>
+              <w:insideH w:val="nil"/>
+              <w:insideV w:val="nil"/>
+            </w:tcBorders>
           </w:tcPr>
           <w:p>
             <w:pPr>
               <w:jc w:val="left"/>
             </w:pPr>
-            <w:r/>
             <w:r>
               <w:rPr>
                 <w:rFonts w:ascii="Times New Roman" w:hAnsi="Times New Roman" w:cs="Times New Roman" w:eastAsia="Times New Roman"/>
@@ -4756,12 +6393,19 @@
         <w:tc>
           <w:tcPr>
             <w:tcW w:type="dxa" w:w="1928"/>
+            <w:tcBorders>
+              <w:top w:val="nil"/>
+              <w:bottom w:val="nil"/>
+              <w:left w:val="nil"/>
+              <w:right w:val="nil"/>
+              <w:insideH w:val="nil"/>
+              <w:insideV w:val="nil"/>
+            </w:tcBorders>
           </w:tcPr>
           <w:p>
             <w:pPr>
               <w:jc w:val="left"/>
             </w:pPr>
-            <w:r/>
             <w:r>
               <w:rPr>
                 <w:rFonts w:ascii="Times New Roman" w:hAnsi="Times New Roman" w:cs="Times New Roman" w:eastAsia="Times New Roman"/>
@@ -4776,12 +6420,19 @@
         <w:tc>
           <w:tcPr>
             <w:tcW w:type="dxa" w:w="1928"/>
+            <w:tcBorders>
+              <w:top w:val="nil"/>
+              <w:bottom w:val="nil"/>
+              <w:left w:val="nil"/>
+              <w:right w:val="nil"/>
+              <w:insideH w:val="nil"/>
+              <w:insideV w:val="nil"/>
+            </w:tcBorders>
           </w:tcPr>
           <w:p>
             <w:pPr>
               <w:jc w:val="left"/>
             </w:pPr>
-            <w:r/>
             <w:r>
               <w:rPr>
                 <w:rFonts w:ascii="Times New Roman" w:hAnsi="Times New Roman" w:cs="Times New Roman" w:eastAsia="Times New Roman"/>
@@ -4796,12 +6447,19 @@
         <w:tc>
           <w:tcPr>
             <w:tcW w:type="dxa" w:w="1134"/>
+            <w:tcBorders>
+              <w:top w:val="nil"/>
+              <w:bottom w:val="nil"/>
+              <w:left w:val="nil"/>
+              <w:right w:val="nil"/>
+              <w:insideH w:val="nil"/>
+              <w:insideV w:val="nil"/>
+            </w:tcBorders>
           </w:tcPr>
           <w:p>
             <w:pPr>
               <w:jc w:val="center"/>
             </w:pPr>
-            <w:r/>
             <w:r>
               <w:rPr>
                 <w:rFonts w:ascii="Times New Roman" w:hAnsi="Times New Roman" w:cs="Times New Roman" w:eastAsia="Times New Roman"/>
@@ -4816,12 +6474,19 @@
         <w:tc>
           <w:tcPr>
             <w:tcW w:type="dxa" w:w="1134"/>
+            <w:tcBorders>
+              <w:top w:val="nil"/>
+              <w:bottom w:val="nil"/>
+              <w:left w:val="nil"/>
+              <w:right w:val="nil"/>
+              <w:insideH w:val="nil"/>
+              <w:insideV w:val="nil"/>
+            </w:tcBorders>
           </w:tcPr>
           <w:p>
             <w:pPr>
               <w:jc w:val="center"/>
             </w:pPr>
-            <w:r/>
             <w:r>
               <w:rPr>
                 <w:rFonts w:ascii="Times New Roman" w:hAnsi="Times New Roman" w:cs="Times New Roman" w:eastAsia="Times New Roman"/>
@@ -4836,12 +6501,19 @@
         <w:tc>
           <w:tcPr>
             <w:tcW w:type="dxa" w:w="1077"/>
+            <w:tcBorders>
+              <w:top w:val="nil"/>
+              <w:bottom w:val="nil"/>
+              <w:left w:val="nil"/>
+              <w:right w:val="nil"/>
+              <w:insideH w:val="nil"/>
+              <w:insideV w:val="nil"/>
+            </w:tcBorders>
           </w:tcPr>
           <w:p>
             <w:pPr>
               <w:jc w:val="center"/>
             </w:pPr>
-            <w:r/>
             <w:r>
               <w:rPr>
                 <w:rFonts w:ascii="Times New Roman" w:hAnsi="Times New Roman" w:cs="Times New Roman" w:eastAsia="Times New Roman"/>
@@ -4856,12 +6528,19 @@
         <w:tc>
           <w:tcPr>
             <w:tcW w:type="dxa" w:w="1077"/>
+            <w:tcBorders>
+              <w:top w:val="nil"/>
+              <w:bottom w:val="nil"/>
+              <w:left w:val="nil"/>
+              <w:right w:val="nil"/>
+              <w:insideH w:val="nil"/>
+              <w:insideV w:val="nil"/>
+            </w:tcBorders>
           </w:tcPr>
           <w:p>
             <w:pPr>
               <w:jc w:val="center"/>
             </w:pPr>
-            <w:r/>
             <w:r>
               <w:rPr>
                 <w:rFonts w:ascii="Times New Roman" w:hAnsi="Times New Roman" w:cs="Times New Roman" w:eastAsia="Times New Roman"/>
@@ -4876,12 +6555,19 @@
         <w:tc>
           <w:tcPr>
             <w:tcW w:type="dxa" w:w="1247"/>
+            <w:tcBorders>
+              <w:top w:val="nil"/>
+              <w:bottom w:val="nil"/>
+              <w:left w:val="nil"/>
+              <w:right w:val="nil"/>
+              <w:insideH w:val="nil"/>
+              <w:insideV w:val="nil"/>
+            </w:tcBorders>
           </w:tcPr>
           <w:p>
             <w:pPr>
               <w:jc w:val="center"/>
             </w:pPr>
-            <w:r/>
             <w:r>
               <w:rPr>
                 <w:rFonts w:ascii="Times New Roman" w:hAnsi="Times New Roman" w:cs="Times New Roman" w:eastAsia="Times New Roman"/>
@@ -4898,12 +6584,19 @@
         <w:tc>
           <w:tcPr>
             <w:tcW w:type="dxa" w:w="1474"/>
+            <w:tcBorders>
+              <w:top w:val="nil"/>
+              <w:bottom w:val="single" w:sz="18" w:color="000000" w:space="0"/>
+              <w:left w:val="nil"/>
+              <w:right w:val="nil"/>
+              <w:insideH w:val="nil"/>
+              <w:insideV w:val="nil"/>
+            </w:tcBorders>
           </w:tcPr>
           <w:p>
             <w:pPr>
               <w:jc w:val="left"/>
             </w:pPr>
-            <w:r/>
             <w:r>
               <w:rPr>
                 <w:rFonts w:ascii="Times New Roman" w:hAnsi="Times New Roman" w:cs="Times New Roman" w:eastAsia="Times New Roman"/>
@@ -4918,12 +6611,19 @@
         <w:tc>
           <w:tcPr>
             <w:tcW w:type="dxa" w:w="1928"/>
+            <w:tcBorders>
+              <w:top w:val="nil"/>
+              <w:bottom w:val="single" w:sz="18" w:color="000000" w:space="0"/>
+              <w:left w:val="nil"/>
+              <w:right w:val="nil"/>
+              <w:insideH w:val="nil"/>
+              <w:insideV w:val="nil"/>
+            </w:tcBorders>
           </w:tcPr>
           <w:p>
             <w:pPr>
               <w:jc w:val="left"/>
             </w:pPr>
-            <w:r/>
             <w:r>
               <w:rPr>
                 <w:rFonts w:ascii="Times New Roman" w:hAnsi="Times New Roman" w:cs="Times New Roman" w:eastAsia="Times New Roman"/>
@@ -4938,12 +6638,19 @@
         <w:tc>
           <w:tcPr>
             <w:tcW w:type="dxa" w:w="1928"/>
+            <w:tcBorders>
+              <w:top w:val="nil"/>
+              <w:bottom w:val="single" w:sz="18" w:color="000000" w:space="0"/>
+              <w:left w:val="nil"/>
+              <w:right w:val="nil"/>
+              <w:insideH w:val="nil"/>
+              <w:insideV w:val="nil"/>
+            </w:tcBorders>
           </w:tcPr>
           <w:p>
             <w:pPr>
               <w:jc w:val="left"/>
             </w:pPr>
-            <w:r/>
             <w:r>
               <w:rPr>
                 <w:rFonts w:ascii="Times New Roman" w:hAnsi="Times New Roman" w:cs="Times New Roman" w:eastAsia="Times New Roman"/>
@@ -4958,12 +6665,19 @@
         <w:tc>
           <w:tcPr>
             <w:tcW w:type="dxa" w:w="1134"/>
+            <w:tcBorders>
+              <w:top w:val="nil"/>
+              <w:bottom w:val="single" w:sz="18" w:color="000000" w:space="0"/>
+              <w:left w:val="nil"/>
+              <w:right w:val="nil"/>
+              <w:insideH w:val="nil"/>
+              <w:insideV w:val="nil"/>
+            </w:tcBorders>
           </w:tcPr>
           <w:p>
             <w:pPr>
               <w:jc w:val="center"/>
             </w:pPr>
-            <w:r/>
             <w:r>
               <w:rPr>
                 <w:rFonts w:ascii="Times New Roman" w:hAnsi="Times New Roman" w:cs="Times New Roman" w:eastAsia="Times New Roman"/>
@@ -4978,12 +6692,19 @@
         <w:tc>
           <w:tcPr>
             <w:tcW w:type="dxa" w:w="1134"/>
+            <w:tcBorders>
+              <w:top w:val="nil"/>
+              <w:bottom w:val="single" w:sz="18" w:color="000000" w:space="0"/>
+              <w:left w:val="nil"/>
+              <w:right w:val="nil"/>
+              <w:insideH w:val="nil"/>
+              <w:insideV w:val="nil"/>
+            </w:tcBorders>
           </w:tcPr>
           <w:p>
             <w:pPr>
               <w:jc w:val="center"/>
             </w:pPr>
-            <w:r/>
             <w:r>
               <w:rPr>
                 <w:rFonts w:ascii="Times New Roman" w:hAnsi="Times New Roman" w:cs="Times New Roman" w:eastAsia="Times New Roman"/>
@@ -4998,12 +6719,19 @@
         <w:tc>
           <w:tcPr>
             <w:tcW w:type="dxa" w:w="1077"/>
+            <w:tcBorders>
+              <w:top w:val="nil"/>
+              <w:bottom w:val="single" w:sz="18" w:color="000000" w:space="0"/>
+              <w:left w:val="nil"/>
+              <w:right w:val="nil"/>
+              <w:insideH w:val="nil"/>
+              <w:insideV w:val="nil"/>
+            </w:tcBorders>
           </w:tcPr>
           <w:p>
             <w:pPr>
               <w:jc w:val="center"/>
             </w:pPr>
-            <w:r/>
             <w:r>
               <w:rPr>
                 <w:rFonts w:ascii="Times New Roman" w:hAnsi="Times New Roman" w:cs="Times New Roman" w:eastAsia="Times New Roman"/>
@@ -5018,12 +6746,19 @@
         <w:tc>
           <w:tcPr>
             <w:tcW w:type="dxa" w:w="1077"/>
+            <w:tcBorders>
+              <w:top w:val="nil"/>
+              <w:bottom w:val="single" w:sz="18" w:color="000000" w:space="0"/>
+              <w:left w:val="nil"/>
+              <w:right w:val="nil"/>
+              <w:insideH w:val="nil"/>
+              <w:insideV w:val="nil"/>
+            </w:tcBorders>
           </w:tcPr>
           <w:p>
             <w:pPr>
               <w:jc w:val="center"/>
             </w:pPr>
-            <w:r/>
             <w:r>
               <w:rPr>
                 <w:rFonts w:ascii="Times New Roman" w:hAnsi="Times New Roman" w:cs="Times New Roman" w:eastAsia="Times New Roman"/>
@@ -5038,12 +6773,19 @@
         <w:tc>
           <w:tcPr>
             <w:tcW w:type="dxa" w:w="1247"/>
+            <w:tcBorders>
+              <w:top w:val="nil"/>
+              <w:bottom w:val="single" w:sz="18" w:color="000000" w:space="0"/>
+              <w:left w:val="nil"/>
+              <w:right w:val="nil"/>
+              <w:insideH w:val="nil"/>
+              <w:insideV w:val="nil"/>
+            </w:tcBorders>
           </w:tcPr>
           <w:p>
             <w:pPr>
               <w:jc w:val="center"/>
             </w:pPr>
-            <w:r/>
             <w:r>
               <w:rPr>
                 <w:rFonts w:ascii="Times New Roman" w:hAnsi="Times New Roman" w:cs="Times New Roman" w:eastAsia="Times New Roman"/>
